--- a/Year 1/Постквантова криптографія/UA/2026/Labs/Лабораторна_4.docx
+++ b/Year 1/Постквантова криптографія/UA/2026/Labs/Лабораторна_4.docx
@@ -10,11 +10,11 @@
       </w:pPr>
       <w:r>
         <w:rPr>
-          <w:rFonts w:ascii="Times New Roman" w:cs="Times New Roman" w:eastAsia="Times New Roman" w:hAnsi="Times New Roman"/>
+          <w:rFonts w:ascii="Open Sans" w:cs="Open Sans" w:eastAsia="Open Sans" w:hAnsi="Open Sans"/>
           <w:b/>
           <w:bCs/>
-          <w:sz w:val="28"/>
-          <w:szCs w:val="28"/>
+          <w:sz w:val="26"/>
+          <w:szCs w:val="26"/>
         </w:rPr>
         <w:t xml:space="preserve">Лабораторна робота 4. Симуляція протоколу квантового розподілу ключів BB84 у Qiskit</w:t>
       </w:r>
@@ -27,25 +27,11 @@
       </w:pPr>
       <w:r>
         <w:rPr>
-          <w:rFonts w:ascii="Times New Roman" w:cs="Times New Roman" w:eastAsia="Times New Roman" w:hAnsi="Times New Roman"/>
+          <w:rFonts w:ascii="Open Sans" w:cs="Open Sans" w:eastAsia="Open Sans" w:hAnsi="Open Sans"/>
           <w:b/>
           <w:bCs/>
-          <w:sz w:val="28"/>
-          <w:szCs w:val="28"/>
-        </w:rPr>
-        <w:t xml:space="preserve">Зміст</w:t>
-      </w:r>
-    </w:p>
-    <w:p>
-      <w:pPr>
-        <w:spacing w:after="0" w:line="360" w:lineRule="auto"/>
-        <w:ind w:left="400"/>
-      </w:pPr>
-      <w:r>
-        <w:rPr>
-          <w:rFonts w:ascii="Times New Roman" w:cs="Times New Roman" w:eastAsia="Times New Roman" w:hAnsi="Times New Roman"/>
-          <w:sz w:val="28"/>
-          <w:szCs w:val="28"/>
+          <w:sz w:val="26"/>
+          <w:szCs w:val="26"/>
         </w:rPr>
         <w:t xml:space="preserve">1. Мета роботи</w:t>
       </w:r>
@@ -53,283 +39,14 @@
     <w:p>
       <w:pPr>
         <w:spacing w:after="0" w:line="360" w:lineRule="auto"/>
-        <w:ind w:left="400"/>
-      </w:pPr>
-      <w:r>
-        <w:rPr>
-          <w:rFonts w:ascii="Times New Roman" w:cs="Times New Roman" w:eastAsia="Times New Roman" w:hAnsi="Times New Roman"/>
-          <w:sz w:val="28"/>
-          <w:szCs w:val="28"/>
-        </w:rPr>
-        <w:t xml:space="preserve">2. Теоретичні відомості</w:t>
-      </w:r>
-    </w:p>
-    <w:p>
-      <w:pPr>
-        <w:spacing w:after="0" w:line="360" w:lineRule="auto"/>
-        <w:ind w:left="400"/>
-      </w:pPr>
-      <w:r>
-        <w:rPr>
-          <w:rFonts w:ascii="Times New Roman" w:cs="Times New Roman" w:eastAsia="Times New Roman" w:hAnsi="Times New Roman"/>
-          <w:sz w:val="28"/>
-          <w:szCs w:val="28"/>
-        </w:rPr>
-        <w:t xml:space="preserve">    2.1. Протокол BB84: загальна схема</w:t>
-      </w:r>
-    </w:p>
-    <w:p>
-      <w:pPr>
-        <w:spacing w:after="0" w:line="360" w:lineRule="auto"/>
-        <w:ind w:left="400"/>
-      </w:pPr>
-      <w:r>
-        <w:rPr>
-          <w:rFonts w:ascii="Times New Roman" w:cs="Times New Roman" w:eastAsia="Times New Roman" w:hAnsi="Times New Roman"/>
-          <w:sz w:val="28"/>
-          <w:szCs w:val="28"/>
-        </w:rPr>
-        <w:t xml:space="preserve">    2.2. Кодування біт у поляризаційні стани</w:t>
-      </w:r>
-    </w:p>
-    <w:p>
-      <w:pPr>
-        <w:spacing w:after="0" w:line="360" w:lineRule="auto"/>
-        <w:ind w:left="400"/>
-      </w:pPr>
-      <w:r>
-        <w:rPr>
-          <w:rFonts w:ascii="Times New Roman" w:cs="Times New Roman" w:eastAsia="Times New Roman" w:hAnsi="Times New Roman"/>
-          <w:sz w:val="28"/>
-          <w:szCs w:val="28"/>
-        </w:rPr>
-        <w:t xml:space="preserve">    2.3. Sifting, QBER та критерій безпеки</w:t>
-      </w:r>
-    </w:p>
-    <w:p>
-      <w:pPr>
-        <w:spacing w:after="0" w:line="360" w:lineRule="auto"/>
-        <w:ind w:left="400"/>
-      </w:pPr>
-      <w:r>
-        <w:rPr>
-          <w:rFonts w:ascii="Times New Roman" w:cs="Times New Roman" w:eastAsia="Times New Roman" w:hAnsi="Times New Roman"/>
-          <w:sz w:val="28"/>
-          <w:szCs w:val="28"/>
-        </w:rPr>
-        <w:t xml:space="preserve">    2.4. Атака intercept-resend</w:t>
-      </w:r>
-    </w:p>
-    <w:p>
-      <w:pPr>
-        <w:spacing w:after="0" w:line="360" w:lineRule="auto"/>
-        <w:ind w:left="400"/>
-      </w:pPr>
-      <w:r>
-        <w:rPr>
-          <w:rFonts w:ascii="Times New Roman" w:cs="Times New Roman" w:eastAsia="Times New Roman" w:hAnsi="Times New Roman"/>
-          <w:sz w:val="28"/>
-          <w:szCs w:val="28"/>
-        </w:rPr>
-        <w:t xml:space="preserve">    2.5. Qiskit як інструмент симуляції</w:t>
-      </w:r>
-    </w:p>
-    <w:p>
-      <w:pPr>
-        <w:spacing w:after="0" w:line="360" w:lineRule="auto"/>
-        <w:ind w:left="400"/>
-      </w:pPr>
-      <w:r>
-        <w:rPr>
-          <w:rFonts w:ascii="Times New Roman" w:cs="Times New Roman" w:eastAsia="Times New Roman" w:hAnsi="Times New Roman"/>
-          <w:sz w:val="28"/>
-          <w:szCs w:val="28"/>
-        </w:rPr>
-        <w:t xml:space="preserve">3. Хід роботи</w:t>
-      </w:r>
-    </w:p>
-    <w:p>
-      <w:pPr>
-        <w:spacing w:after="0" w:line="360" w:lineRule="auto"/>
-        <w:ind w:left="400"/>
-      </w:pPr>
-      <w:r>
-        <w:rPr>
-          <w:rFonts w:ascii="Times New Roman" w:cs="Times New Roman" w:eastAsia="Times New Roman" w:hAnsi="Times New Roman"/>
-          <w:sz w:val="28"/>
-          <w:szCs w:val="28"/>
-        </w:rPr>
-        <w:t xml:space="preserve">    Завдання 1. Встановлення середовища</w:t>
-      </w:r>
-    </w:p>
-    <w:p>
-      <w:pPr>
-        <w:spacing w:after="0" w:line="360" w:lineRule="auto"/>
-        <w:ind w:left="400"/>
-      </w:pPr>
-      <w:r>
-        <w:rPr>
-          <w:rFonts w:ascii="Times New Roman" w:cs="Times New Roman" w:eastAsia="Times New Roman" w:hAnsi="Times New Roman"/>
-          <w:sz w:val="28"/>
-          <w:szCs w:val="28"/>
-        </w:rPr>
-        <w:t xml:space="preserve">    Завдання 2. Генерація випадкових біт та базисів</w:t>
-      </w:r>
-    </w:p>
-    <w:p>
-      <w:pPr>
-        <w:spacing w:after="0" w:line="360" w:lineRule="auto"/>
-        <w:ind w:left="400"/>
-      </w:pPr>
-      <w:r>
-        <w:rPr>
-          <w:rFonts w:ascii="Times New Roman" w:cs="Times New Roman" w:eastAsia="Times New Roman" w:hAnsi="Times New Roman"/>
-          <w:sz w:val="28"/>
-          <w:szCs w:val="28"/>
-        </w:rPr>
-        <w:t xml:space="preserve">    Завдання 3. Моделювання честного BB84 (без Єви)</w:t>
-      </w:r>
-    </w:p>
-    <w:p>
-      <w:pPr>
-        <w:spacing w:after="0" w:line="360" w:lineRule="auto"/>
-        <w:ind w:left="400"/>
-      </w:pPr>
-      <w:r>
-        <w:rPr>
-          <w:rFonts w:ascii="Times New Roman" w:cs="Times New Roman" w:eastAsia="Times New Roman" w:hAnsi="Times New Roman"/>
-          <w:sz w:val="28"/>
-          <w:szCs w:val="28"/>
-        </w:rPr>
-        <w:t xml:space="preserve">    Завдання 4. Sifting і оцінка QBER</w:t>
-      </w:r>
-    </w:p>
-    <w:p>
-      <w:pPr>
-        <w:spacing w:after="0" w:line="360" w:lineRule="auto"/>
-        <w:ind w:left="400"/>
-      </w:pPr>
-      <w:r>
-        <w:rPr>
-          <w:rFonts w:ascii="Times New Roman" w:cs="Times New Roman" w:eastAsia="Times New Roman" w:hAnsi="Times New Roman"/>
-          <w:sz w:val="28"/>
-          <w:szCs w:val="28"/>
-        </w:rPr>
-        <w:t xml:space="preserve">    Завдання 5. Атака intercept-resend і детекція прослуховування</w:t>
-      </w:r>
-    </w:p>
-    <w:p>
-      <w:pPr>
-        <w:spacing w:after="0" w:line="360" w:lineRule="auto"/>
-        <w:ind w:left="400"/>
-      </w:pPr>
-      <w:r>
-        <w:rPr>
-          <w:rFonts w:ascii="Times New Roman" w:cs="Times New Roman" w:eastAsia="Times New Roman" w:hAnsi="Times New Roman"/>
-          <w:sz w:val="28"/>
-          <w:szCs w:val="28"/>
-        </w:rPr>
-        <w:t xml:space="preserve">    Завдання 6. Порівняльний експеримент та статистика</w:t>
-      </w:r>
-    </w:p>
-    <w:p>
-      <w:pPr>
-        <w:spacing w:after="0" w:line="360" w:lineRule="auto"/>
-        <w:ind w:left="400"/>
-      </w:pPr>
-      <w:r>
-        <w:rPr>
-          <w:rFonts w:ascii="Times New Roman" w:cs="Times New Roman" w:eastAsia="Times New Roman" w:hAnsi="Times New Roman"/>
-          <w:sz w:val="28"/>
-          <w:szCs w:val="28"/>
-        </w:rPr>
-        <w:t xml:space="preserve">    Завдання 7. Розширення: виправлення помилок (проста ітерація)</w:t>
-      </w:r>
-    </w:p>
-    <w:p>
-      <w:pPr>
-        <w:spacing w:after="0" w:line="360" w:lineRule="auto"/>
-        <w:ind w:left="400"/>
-      </w:pPr>
-      <w:r>
-        <w:rPr>
-          <w:rFonts w:ascii="Times New Roman" w:cs="Times New Roman" w:eastAsia="Times New Roman" w:hAnsi="Times New Roman"/>
-          <w:sz w:val="28"/>
-          <w:szCs w:val="28"/>
-        </w:rPr>
-        <w:t xml:space="preserve">4. Контрольні запитання</w:t>
-      </w:r>
-    </w:p>
-    <w:p>
-      <w:pPr>
-        <w:spacing w:after="0" w:line="360" w:lineRule="auto"/>
-        <w:ind w:left="400"/>
-      </w:pPr>
-      <w:r>
-        <w:rPr>
-          <w:rFonts w:ascii="Times New Roman" w:cs="Times New Roman" w:eastAsia="Times New Roman" w:hAnsi="Times New Roman"/>
-          <w:sz w:val="28"/>
-          <w:szCs w:val="28"/>
-        </w:rPr>
-        <w:t xml:space="preserve">5. Вимоги до оформлення звіту</w:t>
-      </w:r>
-    </w:p>
-    <w:p>
-      <w:pPr>
-        <w:spacing w:after="0" w:line="360" w:lineRule="auto"/>
-        <w:ind w:left="400"/>
-      </w:pPr>
-      <w:r>
-        <w:rPr>
-          <w:rFonts w:ascii="Times New Roman" w:cs="Times New Roman" w:eastAsia="Times New Roman" w:hAnsi="Times New Roman"/>
-          <w:sz w:val="28"/>
-          <w:szCs w:val="28"/>
-        </w:rPr>
-        <w:t xml:space="preserve">6. Критерії оцінювання</w:t>
-      </w:r>
-    </w:p>
-    <w:p>
-      <w:pPr>
-        <w:spacing w:after="0" w:line="360" w:lineRule="auto"/>
-        <w:ind w:left="400"/>
-      </w:pPr>
-      <w:r>
-        <w:rPr>
-          <w:rFonts w:ascii="Times New Roman" w:cs="Times New Roman" w:eastAsia="Times New Roman" w:hAnsi="Times New Roman"/>
-          <w:sz w:val="28"/>
-          <w:szCs w:val="28"/>
-        </w:rPr>
-        <w:t xml:space="preserve">7. Список літератури</w:t>
-      </w:r>
-    </w:p>
-    <w:p>
-      <w:pPr>
-        <w:pStyle w:val="Heading2"/>
-        <w:spacing w:after="120" w:before="200" w:line="360" w:lineRule="auto"/>
-        <w:jc w:val="left"/>
-      </w:pPr>
-      <w:r>
-        <w:rPr>
-          <w:rFonts w:ascii="Times New Roman" w:cs="Times New Roman" w:eastAsia="Times New Roman" w:hAnsi="Times New Roman"/>
-          <w:b/>
-          <w:bCs/>
-          <w:sz w:val="28"/>
-          <w:szCs w:val="28"/>
-        </w:rPr>
-        <w:t xml:space="preserve">1. Мета роботи</w:t>
-      </w:r>
-    </w:p>
-    <w:p>
-      <w:pPr>
-        <w:spacing w:after="0" w:line="360" w:lineRule="auto"/>
         <w:ind w:firstLine="709"/>
         <w:jc w:val="both"/>
       </w:pPr>
       <w:r>
         <w:rPr>
-          <w:rFonts w:ascii="Times New Roman" w:cs="Times New Roman" w:eastAsia="Times New Roman" w:hAnsi="Times New Roman"/>
-          <w:sz w:val="28"/>
-          <w:szCs w:val="28"/>
+          <w:rFonts w:ascii="Open Sans" w:cs="Open Sans" w:eastAsia="Open Sans" w:hAnsi="Open Sans"/>
+          <w:sz w:val="26"/>
+          <w:szCs w:val="26"/>
         </w:rPr>
         <w:t xml:space="preserve">Ознайомитися з протоколом квантового розподілу ключів BB84 (Bennett—Brassard, 1984) та набути практичних навичок його симуляції на класичному комп’ютері з використанням бібліотеки Qiskit. Виконавши роботу, студент повинен:</w:t>
       </w:r>
@@ -346,9 +63,9 @@
       </w:pPr>
       <w:r>
         <w:rPr>
-          <w:rFonts w:ascii="Times New Roman" w:cs="Times New Roman" w:eastAsia="Times New Roman" w:hAnsi="Times New Roman"/>
-          <w:sz w:val="28"/>
-          <w:szCs w:val="28"/>
+          <w:rFonts w:ascii="Open Sans" w:cs="Open Sans" w:eastAsia="Open Sans" w:hAnsi="Open Sans"/>
+          <w:sz w:val="26"/>
+          <w:szCs w:val="26"/>
         </w:rPr>
         <w:t xml:space="preserve">реалізувати генерацію випадкових біт та базисів Аліси і Боба;</w:t>
       </w:r>
@@ -365,9 +82,9 @@
       </w:pPr>
       <w:r>
         <w:rPr>
-          <w:rFonts w:ascii="Times New Roman" w:cs="Times New Roman" w:eastAsia="Times New Roman" w:hAnsi="Times New Roman"/>
-          <w:sz w:val="28"/>
-          <w:szCs w:val="28"/>
+          <w:rFonts w:ascii="Open Sans" w:cs="Open Sans" w:eastAsia="Open Sans" w:hAnsi="Open Sans"/>
+          <w:sz w:val="26"/>
+          <w:szCs w:val="26"/>
         </w:rPr>
         <w:t xml:space="preserve">побудувати квантову схему Qiskit, що моделює передачу фотона у заданому поляризаційному стані;</w:t>
       </w:r>
@@ -384,9 +101,9 @@
       </w:pPr>
       <w:r>
         <w:rPr>
-          <w:rFonts w:ascii="Times New Roman" w:cs="Times New Roman" w:eastAsia="Times New Roman" w:hAnsi="Times New Roman"/>
-          <w:sz w:val="28"/>
-          <w:szCs w:val="28"/>
+          <w:rFonts w:ascii="Open Sans" w:cs="Open Sans" w:eastAsia="Open Sans" w:hAnsi="Open Sans"/>
+          <w:sz w:val="26"/>
+          <w:szCs w:val="26"/>
         </w:rPr>
         <w:t xml:space="preserve">виконати процедуру sifting і обчислити довжину сіфтованого ключа;</w:t>
       </w:r>
@@ -403,9 +120,9 @@
       </w:pPr>
       <w:r>
         <w:rPr>
-          <w:rFonts w:ascii="Times New Roman" w:cs="Times New Roman" w:eastAsia="Times New Roman" w:hAnsi="Times New Roman"/>
-          <w:sz w:val="28"/>
-          <w:szCs w:val="28"/>
+          <w:rFonts w:ascii="Open Sans" w:cs="Open Sans" w:eastAsia="Open Sans" w:hAnsi="Open Sans"/>
+          <w:sz w:val="26"/>
+          <w:szCs w:val="26"/>
         </w:rPr>
         <w:t xml:space="preserve">оцінити Quantum Bit Error Rate (QBER) на тестовій підмножині;</w:t>
       </w:r>
@@ -422,9 +139,9 @@
       </w:pPr>
       <w:r>
         <w:rPr>
-          <w:rFonts w:ascii="Times New Roman" w:cs="Times New Roman" w:eastAsia="Times New Roman" w:hAnsi="Times New Roman"/>
-          <w:sz w:val="28"/>
-          <w:szCs w:val="28"/>
+          <w:rFonts w:ascii="Open Sans" w:cs="Open Sans" w:eastAsia="Open Sans" w:hAnsi="Open Sans"/>
+          <w:sz w:val="26"/>
+          <w:szCs w:val="26"/>
         </w:rPr>
         <w:t xml:space="preserve">змоделювати атаку «intercept-resend» Єви та експериментально виміряти середній QBER ≈ 25%;</w:t>
       </w:r>
@@ -441,9 +158,9 @@
       </w:pPr>
       <w:r>
         <w:rPr>
-          <w:rFonts w:ascii="Times New Roman" w:cs="Times New Roman" w:eastAsia="Times New Roman" w:hAnsi="Times New Roman"/>
-          <w:sz w:val="28"/>
-          <w:szCs w:val="28"/>
+          <w:rFonts w:ascii="Open Sans" w:cs="Open Sans" w:eastAsia="Open Sans" w:hAnsi="Open Sans"/>
+          <w:sz w:val="26"/>
+          <w:szCs w:val="26"/>
         </w:rPr>
         <w:t xml:space="preserve">сформулювати правило детекції прослуховування за порогом QBER;</w:t>
       </w:r>
@@ -460,9 +177,9 @@
       </w:pPr>
       <w:r>
         <w:rPr>
-          <w:rFonts w:ascii="Times New Roman" w:cs="Times New Roman" w:eastAsia="Times New Roman" w:hAnsi="Times New Roman"/>
-          <w:sz w:val="28"/>
-          <w:szCs w:val="28"/>
+          <w:rFonts w:ascii="Open Sans" w:cs="Open Sans" w:eastAsia="Open Sans" w:hAnsi="Open Sans"/>
+          <w:sz w:val="26"/>
+          <w:szCs w:val="26"/>
         </w:rPr>
         <w:t xml:space="preserve">провести статистичний аналіз на кількох прогонах та порівняти результат з теоретичним передбаченням.</w:t>
       </w:r>
@@ -472,14 +189,15 @@
         <w:pStyle w:val="Heading2"/>
         <w:spacing w:after="120" w:before="200" w:line="360" w:lineRule="auto"/>
         <w:jc w:val="left"/>
-      </w:pPr>
-      <w:r>
-        <w:rPr>
-          <w:rFonts w:ascii="Times New Roman" w:cs="Times New Roman" w:eastAsia="Times New Roman" w:hAnsi="Times New Roman"/>
+        <w:pageBreakBefore/>
+      </w:pPr>
+      <w:r>
+        <w:rPr>
+          <w:rFonts w:ascii="Open Sans" w:cs="Open Sans" w:eastAsia="Open Sans" w:hAnsi="Open Sans"/>
           <w:b/>
           <w:bCs/>
-          <w:sz w:val="28"/>
-          <w:szCs w:val="28"/>
+          <w:sz w:val="26"/>
+          <w:szCs w:val="26"/>
         </w:rPr>
         <w:t xml:space="preserve">2. Теоретичні відомості</w:t>
       </w:r>
@@ -491,11 +209,11 @@
       </w:pPr>
       <w:r>
         <w:rPr>
-          <w:rFonts w:ascii="Times New Roman" w:cs="Times New Roman" w:eastAsia="Times New Roman" w:hAnsi="Times New Roman"/>
+          <w:rFonts w:ascii="Open Sans" w:cs="Open Sans" w:eastAsia="Open Sans" w:hAnsi="Open Sans"/>
           <w:b/>
           <w:bCs/>
-          <w:sz w:val="28"/>
-          <w:szCs w:val="28"/>
+          <w:sz w:val="26"/>
+          <w:szCs w:val="26"/>
         </w:rPr>
         <w:t xml:space="preserve">2.1. Протокол BB84: загальна схема</w:t>
       </w:r>
@@ -508,9 +226,9 @@
       </w:pPr>
       <w:r>
         <w:rPr>
-          <w:rFonts w:ascii="Times New Roman" w:cs="Times New Roman" w:eastAsia="Times New Roman" w:hAnsi="Times New Roman"/>
-          <w:sz w:val="28"/>
-          <w:szCs w:val="28"/>
+          <w:rFonts w:ascii="Open Sans" w:cs="Open Sans" w:eastAsia="Open Sans" w:hAnsi="Open Sans"/>
+          <w:sz w:val="26"/>
+          <w:szCs w:val="26"/>
         </w:rPr>
         <w:t xml:space="preserve">Протокол BB84 розв’язує задачу встановлення спільного секретного ключа між двома сторонами (Алісою і Бобом) через публічний квантовий канал та публічний автентифікований класичний канал. Його стійкість ґрунтується не на обчислювальній складності, а на фундаментальних законах квантової механіки — теоремі про неможливість клонування невідомого квантового стану та принципі невизначеності для некомутуючих спостережуваних.</w:t>
       </w:r>
@@ -523,9 +241,9 @@
       </w:pPr>
       <w:r>
         <w:rPr>
-          <w:rFonts w:ascii="Times New Roman" w:cs="Times New Roman" w:eastAsia="Times New Roman" w:hAnsi="Times New Roman"/>
-          <w:sz w:val="28"/>
-          <w:szCs w:val="28"/>
+          <w:rFonts w:ascii="Open Sans" w:cs="Open Sans" w:eastAsia="Open Sans" w:hAnsi="Open Sans"/>
+          <w:sz w:val="26"/>
+          <w:szCs w:val="26"/>
         </w:rPr>
         <w:t xml:space="preserve">Узагальнений алгоритм протоколу:</w:t>
       </w:r>
@@ -542,9 +260,9 @@
       </w:pPr>
       <w:r>
         <w:rPr>
-          <w:rFonts w:ascii="Times New Roman" w:cs="Times New Roman" w:eastAsia="Times New Roman" w:hAnsi="Times New Roman"/>
-          <w:sz w:val="28"/>
-          <w:szCs w:val="28"/>
+          <w:rFonts w:ascii="Open Sans" w:cs="Open Sans" w:eastAsia="Open Sans" w:hAnsi="Open Sans"/>
+          <w:sz w:val="26"/>
+          <w:szCs w:val="26"/>
         </w:rPr>
         <w:t xml:space="preserve">Аліса генерує дві випадкові бітові послідовності довжиною N: aᵢ (біт повідомлення) та bᵢ (вибір базису 0=«+», 1=«×»).</w:t>
       </w:r>
@@ -561,9 +279,9 @@
       </w:pPr>
       <w:r>
         <w:rPr>
-          <w:rFonts w:ascii="Times New Roman" w:cs="Times New Roman" w:eastAsia="Times New Roman" w:hAnsi="Times New Roman"/>
-          <w:sz w:val="28"/>
-          <w:szCs w:val="28"/>
+          <w:rFonts w:ascii="Open Sans" w:cs="Open Sans" w:eastAsia="Open Sans" w:hAnsi="Open Sans"/>
+          <w:sz w:val="26"/>
+          <w:szCs w:val="26"/>
         </w:rPr>
         <w:t xml:space="preserve">Для кожного i Аліса готує поляризований фотон відповідно до (aᵢ, bᵢ) і надсилає його Бобу через квантовий канал.</w:t>
       </w:r>
@@ -580,9 +298,9 @@
       </w:pPr>
       <w:r>
         <w:rPr>
-          <w:rFonts w:ascii="Times New Roman" w:cs="Times New Roman" w:eastAsia="Times New Roman" w:hAnsi="Times New Roman"/>
-          <w:sz w:val="28"/>
-          <w:szCs w:val="28"/>
+          <w:rFonts w:ascii="Open Sans" w:cs="Open Sans" w:eastAsia="Open Sans" w:hAnsi="Open Sans"/>
+          <w:sz w:val="26"/>
+          <w:szCs w:val="26"/>
         </w:rPr>
         <w:t xml:space="preserve">Боб генерує власну послідовність базисів b′ᵢ і вимірює кожен фотон у відповідному базисі, отримуючи біт a′ᵢ.</w:t>
       </w:r>
@@ -599,9 +317,9 @@
       </w:pPr>
       <w:r>
         <w:rPr>
-          <w:rFonts w:ascii="Times New Roman" w:cs="Times New Roman" w:eastAsia="Times New Roman" w:hAnsi="Times New Roman"/>
-          <w:sz w:val="28"/>
-          <w:szCs w:val="28"/>
+          <w:rFonts w:ascii="Open Sans" w:cs="Open Sans" w:eastAsia="Open Sans" w:hAnsi="Open Sans"/>
+          <w:sz w:val="26"/>
+          <w:szCs w:val="26"/>
         </w:rPr>
         <w:t xml:space="preserve">Через класичний канал Аліса і Боб публічно порівнюють базиси bᵢ і b′ᵢ; позиції зі збігом залишаються (sifting), решта — відкидається.</w:t>
       </w:r>
@@ -618,9 +336,9 @@
       </w:pPr>
       <w:r>
         <w:rPr>
-          <w:rFonts w:ascii="Times New Roman" w:cs="Times New Roman" w:eastAsia="Times New Roman" w:hAnsi="Times New Roman"/>
-          <w:sz w:val="28"/>
-          <w:szCs w:val="28"/>
+          <w:rFonts w:ascii="Open Sans" w:cs="Open Sans" w:eastAsia="Open Sans" w:hAnsi="Open Sans"/>
+          <w:sz w:val="26"/>
+          <w:szCs w:val="26"/>
         </w:rPr>
         <w:t xml:space="preserve">На випадковій підмножині сіфтованого ключа сторони обчислюють QBER. Якщо QBER перевищує поріг ≈ 11%, протокол переривається.</w:t>
       </w:r>
@@ -637,9 +355,9 @@
       </w:pPr>
       <w:r>
         <w:rPr>
-          <w:rFonts w:ascii="Times New Roman" w:cs="Times New Roman" w:eastAsia="Times New Roman" w:hAnsi="Times New Roman"/>
-          <w:sz w:val="28"/>
-          <w:szCs w:val="28"/>
+          <w:rFonts w:ascii="Open Sans" w:cs="Open Sans" w:eastAsia="Open Sans" w:hAnsi="Open Sans"/>
+          <w:sz w:val="26"/>
+          <w:szCs w:val="26"/>
         </w:rPr>
         <w:t xml:space="preserve">До решти застосовують виправлення помилок (information reconciliation) та посилення конфіденційності (privacy amplification), отримуючи короткий безумовно секретний ключ.</w:t>
       </w:r>
@@ -651,11 +369,11 @@
       </w:pPr>
       <w:r>
         <w:rPr>
-          <w:rFonts w:ascii="Times New Roman" w:cs="Times New Roman" w:eastAsia="Times New Roman" w:hAnsi="Times New Roman"/>
+          <w:rFonts w:ascii="Open Sans" w:cs="Open Sans" w:eastAsia="Open Sans" w:hAnsi="Open Sans"/>
           <w:b/>
           <w:bCs/>
-          <w:sz w:val="28"/>
-          <w:szCs w:val="28"/>
+          <w:sz w:val="26"/>
+          <w:szCs w:val="26"/>
         </w:rPr>
         <w:t xml:space="preserve">2.2. Кодування біт у поляризаційні стани</w:t>
       </w:r>
@@ -668,9 +386,9 @@
       </w:pPr>
       <w:r>
         <w:rPr>
-          <w:rFonts w:ascii="Times New Roman" w:cs="Times New Roman" w:eastAsia="Times New Roman" w:hAnsi="Times New Roman"/>
-          <w:sz w:val="28"/>
-          <w:szCs w:val="28"/>
+          <w:rFonts w:ascii="Open Sans" w:cs="Open Sans" w:eastAsia="Open Sans" w:hAnsi="Open Sans"/>
+          <w:sz w:val="26"/>
+          <w:szCs w:val="26"/>
         </w:rPr>
         <w:t xml:space="preserve">У поляризаційній реалізації BB84 використовуються два взаємно незміщені базиси: прямолінійний «+» ({|H⟩, |V⟩}) та діагональний «×» ({|D⟩, |A⟩}). Відповідність біт і станів:</w:t>
       </w:r>
@@ -721,7 +439,7 @@
             </w:pPr>
             <w:r>
               <w:rPr>
-                <w:rFonts w:ascii="Times New Roman" w:cs="Times New Roman" w:eastAsia="Times New Roman" w:hAnsi="Times New Roman"/>
+                <w:rFonts w:ascii="Open Sans" w:cs="Open Sans" w:eastAsia="Open Sans" w:hAnsi="Open Sans"/>
                 <w:b/>
                 <w:bCs/>
                 <w:sz w:val="22"/>
@@ -755,7 +473,7 @@
             </w:pPr>
             <w:r>
               <w:rPr>
-                <w:rFonts w:ascii="Times New Roman" w:cs="Times New Roman" w:eastAsia="Times New Roman" w:hAnsi="Times New Roman"/>
+                <w:rFonts w:ascii="Open Sans" w:cs="Open Sans" w:eastAsia="Open Sans" w:hAnsi="Open Sans"/>
                 <w:b/>
                 <w:bCs/>
                 <w:sz w:val="22"/>
@@ -789,7 +507,7 @@
             </w:pPr>
             <w:r>
               <w:rPr>
-                <w:rFonts w:ascii="Times New Roman" w:cs="Times New Roman" w:eastAsia="Times New Roman" w:hAnsi="Times New Roman"/>
+                <w:rFonts w:ascii="Open Sans" w:cs="Open Sans" w:eastAsia="Open Sans" w:hAnsi="Open Sans"/>
                 <w:b/>
                 <w:bCs/>
                 <w:sz w:val="22"/>
@@ -823,7 +541,7 @@
             </w:pPr>
             <w:r>
               <w:rPr>
-                <w:rFonts w:ascii="Times New Roman" w:cs="Times New Roman" w:eastAsia="Times New Roman" w:hAnsi="Times New Roman"/>
+                <w:rFonts w:ascii="Open Sans" w:cs="Open Sans" w:eastAsia="Open Sans" w:hAnsi="Open Sans"/>
                 <w:b/>
                 <w:bCs/>
                 <w:sz w:val="22"/>
@@ -861,7 +579,7 @@
             </w:pPr>
             <w:r>
               <w:rPr>
-                <w:rFonts w:ascii="Times New Roman" w:cs="Times New Roman" w:eastAsia="Times New Roman" w:hAnsi="Times New Roman"/>
+                <w:rFonts w:ascii="Open Sans" w:cs="Open Sans" w:eastAsia="Open Sans" w:hAnsi="Open Sans"/>
                 <w:b w:val="false"/>
                 <w:bCs w:val="false"/>
                 <w:sz w:val="22"/>
@@ -894,7 +612,7 @@
             </w:pPr>
             <w:r>
               <w:rPr>
-                <w:rFonts w:ascii="Times New Roman" w:cs="Times New Roman" w:eastAsia="Times New Roman" w:hAnsi="Times New Roman"/>
+                <w:rFonts w:ascii="Open Sans" w:cs="Open Sans" w:eastAsia="Open Sans" w:hAnsi="Open Sans"/>
                 <w:b w:val="false"/>
                 <w:bCs w:val="false"/>
                 <w:sz w:val="22"/>
@@ -927,7 +645,7 @@
             </w:pPr>
             <w:r>
               <w:rPr>
-                <w:rFonts w:ascii="Times New Roman" w:cs="Times New Roman" w:eastAsia="Times New Roman" w:hAnsi="Times New Roman"/>
+                <w:rFonts w:ascii="Open Sans" w:cs="Open Sans" w:eastAsia="Open Sans" w:hAnsi="Open Sans"/>
                 <w:b w:val="false"/>
                 <w:bCs w:val="false"/>
                 <w:sz w:val="22"/>
@@ -960,7 +678,7 @@
             </w:pPr>
             <w:r>
               <w:rPr>
-                <w:rFonts w:ascii="Times New Roman" w:cs="Times New Roman" w:eastAsia="Times New Roman" w:hAnsi="Times New Roman"/>
+                <w:rFonts w:ascii="Open Sans" w:cs="Open Sans" w:eastAsia="Open Sans" w:hAnsi="Open Sans"/>
                 <w:b w:val="false"/>
                 <w:bCs w:val="false"/>
                 <w:sz w:val="22"/>
@@ -998,7 +716,7 @@
             </w:pPr>
             <w:r>
               <w:rPr>
-                <w:rFonts w:ascii="Times New Roman" w:cs="Times New Roman" w:eastAsia="Times New Roman" w:hAnsi="Times New Roman"/>
+                <w:rFonts w:ascii="Open Sans" w:cs="Open Sans" w:eastAsia="Open Sans" w:hAnsi="Open Sans"/>
                 <w:b w:val="false"/>
                 <w:bCs w:val="false"/>
                 <w:sz w:val="22"/>
@@ -1031,7 +749,7 @@
             </w:pPr>
             <w:r>
               <w:rPr>
-                <w:rFonts w:ascii="Times New Roman" w:cs="Times New Roman" w:eastAsia="Times New Roman" w:hAnsi="Times New Roman"/>
+                <w:rFonts w:ascii="Open Sans" w:cs="Open Sans" w:eastAsia="Open Sans" w:hAnsi="Open Sans"/>
                 <w:b w:val="false"/>
                 <w:bCs w:val="false"/>
                 <w:sz w:val="22"/>
@@ -1064,7 +782,7 @@
             </w:pPr>
             <w:r>
               <w:rPr>
-                <w:rFonts w:ascii="Times New Roman" w:cs="Times New Roman" w:eastAsia="Times New Roman" w:hAnsi="Times New Roman"/>
+                <w:rFonts w:ascii="Open Sans" w:cs="Open Sans" w:eastAsia="Open Sans" w:hAnsi="Open Sans"/>
                 <w:b w:val="false"/>
                 <w:bCs w:val="false"/>
                 <w:sz w:val="22"/>
@@ -1097,7 +815,7 @@
             </w:pPr>
             <w:r>
               <w:rPr>
-                <w:rFonts w:ascii="Times New Roman" w:cs="Times New Roman" w:eastAsia="Times New Roman" w:hAnsi="Times New Roman"/>
+                <w:rFonts w:ascii="Open Sans" w:cs="Open Sans" w:eastAsia="Open Sans" w:hAnsi="Open Sans"/>
                 <w:b w:val="false"/>
                 <w:bCs w:val="false"/>
                 <w:sz w:val="22"/>
@@ -1115,9 +833,9 @@
       </w:pPr>
       <w:r>
         <w:rPr>
-          <w:rFonts w:ascii="Times New Roman" w:cs="Times New Roman" w:eastAsia="Times New Roman" w:hAnsi="Times New Roman"/>
-          <w:sz w:val="28"/>
-          <w:szCs w:val="28"/>
+          <w:rFonts w:ascii="Open Sans" w:cs="Open Sans" w:eastAsia="Open Sans" w:hAnsi="Open Sans"/>
+          <w:sz w:val="26"/>
+          <w:szCs w:val="26"/>
         </w:rPr>
         <w:t xml:space="preserve"/>
       </w:r>
@@ -1130,9 +848,9 @@
       </w:pPr>
       <w:r>
         <w:rPr>
-          <w:rFonts w:ascii="Times New Roman" w:cs="Times New Roman" w:eastAsia="Times New Roman" w:hAnsi="Times New Roman"/>
-          <w:sz w:val="28"/>
-          <w:szCs w:val="28"/>
+          <w:rFonts w:ascii="Open Sans" w:cs="Open Sans" w:eastAsia="Open Sans" w:hAnsi="Open Sans"/>
+          <w:sz w:val="26"/>
+          <w:szCs w:val="26"/>
         </w:rPr>
         <w:t xml:space="preserve">Перехід між базисами еквівалентний застосуванню вентиля Адамара H: H|0⟩ = |+⟩, H|1⟩ = |−⟩. Тому в Qiskit кодування біта «1» у діагональному базисі виконується послідовністю X (для встановлення |1⟩), потім H (для переходу в «×»). Боб виконує вимірювання у своєму базисі: якщо b′=0 («+») — просто measure, якщо b′=1 («×») — спершу H, потім measure.</w:t>
       </w:r>
@@ -1144,11 +862,11 @@
       </w:pPr>
       <w:r>
         <w:rPr>
-          <w:rFonts w:ascii="Times New Roman" w:cs="Times New Roman" w:eastAsia="Times New Roman" w:hAnsi="Times New Roman"/>
+          <w:rFonts w:ascii="Open Sans" w:cs="Open Sans" w:eastAsia="Open Sans" w:hAnsi="Open Sans"/>
           <w:b/>
           <w:bCs/>
-          <w:sz w:val="28"/>
-          <w:szCs w:val="28"/>
+          <w:sz w:val="26"/>
+          <w:szCs w:val="26"/>
         </w:rPr>
         <w:t xml:space="preserve">2.3. Sifting, QBER та критерій безпеки</w:t>
       </w:r>
@@ -1161,9 +879,9 @@
       </w:pPr>
       <w:r>
         <w:rPr>
-          <w:rFonts w:ascii="Times New Roman" w:cs="Times New Roman" w:eastAsia="Times New Roman" w:hAnsi="Times New Roman"/>
-          <w:sz w:val="28"/>
-          <w:szCs w:val="28"/>
+          <w:rFonts w:ascii="Open Sans" w:cs="Open Sans" w:eastAsia="Open Sans" w:hAnsi="Open Sans"/>
+          <w:sz w:val="26"/>
+          <w:szCs w:val="26"/>
         </w:rPr>
         <w:t xml:space="preserve">Після передачі всіх N фотонів Аліса і Боб публічно порівнюють послідовності базисів (b і b′). Позиції, де bᵢ = b′ᵢ, становлять сіфтований ключ; очікувана його довжина — N/2. На сіфтованих позиціях за ідеального каналу без підслуховування біти мають збігатися (aᵢ = a′ᵢ).</w:t>
       </w:r>
@@ -1176,9 +894,9 @@
       </w:pPr>
       <w:r>
         <w:rPr>
-          <w:rFonts w:ascii="Times New Roman" w:cs="Times New Roman" w:eastAsia="Times New Roman" w:hAnsi="Times New Roman"/>
-          <w:sz w:val="28"/>
-          <w:szCs w:val="28"/>
+          <w:rFonts w:ascii="Open Sans" w:cs="Open Sans" w:eastAsia="Open Sans" w:hAnsi="Open Sans"/>
+          <w:sz w:val="26"/>
+          <w:szCs w:val="26"/>
         </w:rPr>
         <w:t xml:space="preserve">QBER (Quantum Bit Error Rate) — частка незбігів на випадковій тестовій підмножині сіфтованого ключа:</w:t>
       </w:r>
@@ -1190,11 +908,11 @@
       </w:pPr>
       <w:r>
         <w:rPr>
-          <w:rFonts w:ascii="Times New Roman" w:cs="Times New Roman" w:eastAsia="Times New Roman" w:hAnsi="Times New Roman"/>
+          <w:rFonts w:ascii="Open Sans" w:cs="Open Sans" w:eastAsia="Open Sans" w:hAnsi="Open Sans"/>
           <w:i/>
           <w:iCs/>
-          <w:sz w:val="28"/>
-          <w:szCs w:val="28"/>
+          <w:sz w:val="26"/>
+          <w:szCs w:val="26"/>
         </w:rPr>
         <w:t xml:space="preserve">QBER = (# позицій з aᵢ ≠ a′ᵢ) / (|тестова підмножина|)</w:t>
       </w:r>
@@ -1207,9 +925,9 @@
       </w:pPr>
       <w:r>
         <w:rPr>
-          <w:rFonts w:ascii="Times New Roman" w:cs="Times New Roman" w:eastAsia="Times New Roman" w:hAnsi="Times New Roman"/>
-          <w:sz w:val="28"/>
-          <w:szCs w:val="28"/>
+          <w:rFonts w:ascii="Open Sans" w:cs="Open Sans" w:eastAsia="Open Sans" w:hAnsi="Open Sans"/>
+          <w:sz w:val="26"/>
+          <w:szCs w:val="26"/>
         </w:rPr>
         <w:t xml:space="preserve">Теоретичний поріг безпеки для BB84 з однобічним post-processing — Q_th ≈ 11%. Якщо виміряне QBER &gt; Q_th, протокол переривається: Єва могла отримати значну інформацію. У лабораторній роботі ми беремо Q_th = 11% як критерій детекції.</w:t>
       </w:r>
@@ -1221,11 +939,11 @@
       </w:pPr>
       <w:r>
         <w:rPr>
-          <w:rFonts w:ascii="Times New Roman" w:cs="Times New Roman" w:eastAsia="Times New Roman" w:hAnsi="Times New Roman"/>
+          <w:rFonts w:ascii="Open Sans" w:cs="Open Sans" w:eastAsia="Open Sans" w:hAnsi="Open Sans"/>
           <w:b/>
           <w:bCs/>
-          <w:sz w:val="28"/>
-          <w:szCs w:val="28"/>
+          <w:sz w:val="26"/>
+          <w:szCs w:val="26"/>
         </w:rPr>
         <w:t xml:space="preserve">2.4. Атака intercept-resend</w:t>
       </w:r>
@@ -1238,9 +956,9 @@
       </w:pPr>
       <w:r>
         <w:rPr>
-          <w:rFonts w:ascii="Times New Roman" w:cs="Times New Roman" w:eastAsia="Times New Roman" w:hAnsi="Times New Roman"/>
-          <w:sz w:val="28"/>
-          <w:szCs w:val="28"/>
+          <w:rFonts w:ascii="Open Sans" w:cs="Open Sans" w:eastAsia="Open Sans" w:hAnsi="Open Sans"/>
+          <w:sz w:val="26"/>
+          <w:szCs w:val="26"/>
         </w:rPr>
         <w:t xml:space="preserve">Найпростіша (і повчальна) атака Єви на BB84: Єва перехоплює кожен фотон, обирає випадковий базис b_E, вимірює стан, отримує біт a_E і відправляє Бобу новий фотон, приготований згідно з (a_E, b_E). Теоретичний аналіз показує: на сіфтованих позиціях (де bA = bB) Єва вносить помилку з імовірністю 25%.</w:t>
       </w:r>
@@ -1253,9 +971,9 @@
       </w:pPr>
       <w:r>
         <w:rPr>
-          <w:rFonts w:ascii="Times New Roman" w:cs="Times New Roman" w:eastAsia="Times New Roman" w:hAnsi="Times New Roman"/>
-          <w:sz w:val="28"/>
-          <w:szCs w:val="28"/>
+          <w:rFonts w:ascii="Open Sans" w:cs="Open Sans" w:eastAsia="Open Sans" w:hAnsi="Open Sans"/>
+          <w:sz w:val="26"/>
+          <w:szCs w:val="26"/>
         </w:rPr>
         <w:t xml:space="preserve">Розрахунок. Сіфтований випадок bA=bB. Два підвипадки за вибором Єви:</w:t>
       </w:r>
@@ -1272,9 +990,9 @@
       </w:pPr>
       <w:r>
         <w:rPr>
-          <w:rFonts w:ascii="Times New Roman" w:cs="Times New Roman" w:eastAsia="Times New Roman" w:hAnsi="Times New Roman"/>
-          <w:sz w:val="28"/>
-          <w:szCs w:val="28"/>
+          <w:rFonts w:ascii="Open Sans" w:cs="Open Sans" w:eastAsia="Open Sans" w:hAnsi="Open Sans"/>
+          <w:sz w:val="26"/>
+          <w:szCs w:val="26"/>
         </w:rPr>
         <w:t xml:space="preserve">bE = bA (імовірність 1/2): Єва міряє у правильному базисі, відновлює правильний біт, готує правильний стан — помилки немає.</w:t>
       </w:r>
@@ -1291,9 +1009,9 @@
       </w:pPr>
       <w:r>
         <w:rPr>
-          <w:rFonts w:ascii="Times New Roman" w:cs="Times New Roman" w:eastAsia="Times New Roman" w:hAnsi="Times New Roman"/>
-          <w:sz w:val="28"/>
-          <w:szCs w:val="28"/>
+          <w:rFonts w:ascii="Open Sans" w:cs="Open Sans" w:eastAsia="Open Sans" w:hAnsi="Open Sans"/>
+          <w:sz w:val="26"/>
+          <w:szCs w:val="26"/>
         </w:rPr>
         <w:t xml:space="preserve">bE ≠ bA (імовірність 1/2): Єва міряє у хибному базисі; новий стан, приготований нею, розкладається у правильному базисі Боба як рівна суперпозиція двох можливих результатів → помилка з імовірністю 1/2.</w:t>
       </w:r>
@@ -1305,11 +1023,11 @@
       </w:pPr>
       <w:r>
         <w:rPr>
-          <w:rFonts w:ascii="Times New Roman" w:cs="Times New Roman" w:eastAsia="Times New Roman" w:hAnsi="Times New Roman"/>
+          <w:rFonts w:ascii="Open Sans" w:cs="Open Sans" w:eastAsia="Open Sans" w:hAnsi="Open Sans"/>
           <w:i/>
           <w:iCs/>
-          <w:sz w:val="28"/>
-          <w:szCs w:val="28"/>
+          <w:sz w:val="26"/>
+          <w:szCs w:val="26"/>
         </w:rPr>
         <w:t xml:space="preserve">P_err = (1/2)·0 + (1/2)·(1/2) = 25%</w:t>
       </w:r>
@@ -1322,9 +1040,9 @@
       </w:pPr>
       <w:r>
         <w:rPr>
-          <w:rFonts w:ascii="Times New Roman" w:cs="Times New Roman" w:eastAsia="Times New Roman" w:hAnsi="Times New Roman"/>
-          <w:sz w:val="28"/>
-          <w:szCs w:val="28"/>
+          <w:rFonts w:ascii="Open Sans" w:cs="Open Sans" w:eastAsia="Open Sans" w:hAnsi="Open Sans"/>
+          <w:sz w:val="26"/>
+          <w:szCs w:val="26"/>
         </w:rPr>
         <w:t xml:space="preserve">Отже, повна атака intercept-resend дає QBER ≈ 25%, що значно перевищує поріг 11% і легко виявляється статистично.</w:t>
       </w:r>
@@ -1336,11 +1054,11 @@
       </w:pPr>
       <w:r>
         <w:rPr>
-          <w:rFonts w:ascii="Times New Roman" w:cs="Times New Roman" w:eastAsia="Times New Roman" w:hAnsi="Times New Roman"/>
+          <w:rFonts w:ascii="Open Sans" w:cs="Open Sans" w:eastAsia="Open Sans" w:hAnsi="Open Sans"/>
           <w:b/>
           <w:bCs/>
-          <w:sz w:val="28"/>
-          <w:szCs w:val="28"/>
+          <w:sz w:val="26"/>
+          <w:szCs w:val="26"/>
         </w:rPr>
         <w:t xml:space="preserve">2.5. Qiskit як інструмент симуляції</w:t>
       </w:r>
@@ -1353,9 +1071,9 @@
       </w:pPr>
       <w:r>
         <w:rPr>
-          <w:rFonts w:ascii="Times New Roman" w:cs="Times New Roman" w:eastAsia="Times New Roman" w:hAnsi="Times New Roman"/>
-          <w:sz w:val="28"/>
-          <w:szCs w:val="28"/>
+          <w:rFonts w:ascii="Open Sans" w:cs="Open Sans" w:eastAsia="Open Sans" w:hAnsi="Open Sans"/>
+          <w:sz w:val="26"/>
+          <w:szCs w:val="26"/>
         </w:rPr>
         <w:t xml:space="preserve">Qiskit — відкрита Python-бібліотека від IBM для квантових обчислень. У межах цієї лабораторної використовуються:</w:t>
       </w:r>
@@ -1372,9 +1090,9 @@
       </w:pPr>
       <w:r>
         <w:rPr>
-          <w:rFonts w:ascii="Times New Roman" w:cs="Times New Roman" w:eastAsia="Times New Roman" w:hAnsi="Times New Roman"/>
-          <w:sz w:val="28"/>
-          <w:szCs w:val="28"/>
+          <w:rFonts w:ascii="Open Sans" w:cs="Open Sans" w:eastAsia="Open Sans" w:hAnsi="Open Sans"/>
+          <w:sz w:val="26"/>
+          <w:szCs w:val="26"/>
         </w:rPr>
         <w:t xml:space="preserve">qiskit.QuantumCircuit — побудова схем (вентилі H, X, measure);</w:t>
       </w:r>
@@ -1391,9 +1109,9 @@
       </w:pPr>
       <w:r>
         <w:rPr>
-          <w:rFonts w:ascii="Times New Roman" w:cs="Times New Roman" w:eastAsia="Times New Roman" w:hAnsi="Times New Roman"/>
-          <w:sz w:val="28"/>
-          <w:szCs w:val="28"/>
+          <w:rFonts w:ascii="Open Sans" w:cs="Open Sans" w:eastAsia="Open Sans" w:hAnsi="Open Sans"/>
+          <w:sz w:val="26"/>
+          <w:szCs w:val="26"/>
         </w:rPr>
         <w:t xml:space="preserve">qiskit_aer.AerSimulator — симуляція вимірювань з параметром shots;</w:t>
       </w:r>
@@ -1410,9 +1128,9 @@
       </w:pPr>
       <w:r>
         <w:rPr>
-          <w:rFonts w:ascii="Times New Roman" w:cs="Times New Roman" w:eastAsia="Times New Roman" w:hAnsi="Times New Roman"/>
-          <w:sz w:val="28"/>
-          <w:szCs w:val="28"/>
+          <w:rFonts w:ascii="Open Sans" w:cs="Open Sans" w:eastAsia="Open Sans" w:hAnsi="Open Sans"/>
+          <w:sz w:val="26"/>
+          <w:szCs w:val="26"/>
         </w:rPr>
         <w:t xml:space="preserve">модуль numpy.random — класична псевдовипадковість для генерації біт і базисів Аліси та Боба.</w:t>
       </w:r>
@@ -1425,9 +1143,9 @@
       </w:pPr>
       <w:r>
         <w:rPr>
-          <w:rFonts w:ascii="Times New Roman" w:cs="Times New Roman" w:eastAsia="Times New Roman" w:hAnsi="Times New Roman"/>
-          <w:sz w:val="28"/>
-          <w:szCs w:val="28"/>
+          <w:rFonts w:ascii="Open Sans" w:cs="Open Sans" w:eastAsia="Open Sans" w:hAnsi="Open Sans"/>
+          <w:sz w:val="26"/>
+          <w:szCs w:val="26"/>
         </w:rPr>
         <w:t xml:space="preserve">Кожний переданий фотон моделюється однокубітною схемою, побудованою з (aᵢ, bᵢ) Аліси та b′ᵢ Боба. Кількість shots=1 дає однократне вимірювання, що відповідає фізичній реалізації.</w:t>
       </w:r>
@@ -1437,14 +1155,15 @@
         <w:pStyle w:val="Heading2"/>
         <w:spacing w:after="120" w:before="200" w:line="360" w:lineRule="auto"/>
         <w:jc w:val="left"/>
-      </w:pPr>
-      <w:r>
-        <w:rPr>
-          <w:rFonts w:ascii="Times New Roman" w:cs="Times New Roman" w:eastAsia="Times New Roman" w:hAnsi="Times New Roman"/>
+        <w:pageBreakBefore/>
+      </w:pPr>
+      <w:r>
+        <w:rPr>
+          <w:rFonts w:ascii="Open Sans" w:cs="Open Sans" w:eastAsia="Open Sans" w:hAnsi="Open Sans"/>
           <w:b/>
           <w:bCs/>
-          <w:sz w:val="28"/>
-          <w:szCs w:val="28"/>
+          <w:sz w:val="26"/>
+          <w:szCs w:val="26"/>
         </w:rPr>
         <w:t xml:space="preserve">3. Хід роботи</w:t>
       </w:r>
@@ -1456,11 +1175,11 @@
       </w:pPr>
       <w:r>
         <w:rPr>
-          <w:rFonts w:ascii="Times New Roman" w:cs="Times New Roman" w:eastAsia="Times New Roman" w:hAnsi="Times New Roman"/>
+          <w:rFonts w:ascii="Open Sans" w:cs="Open Sans" w:eastAsia="Open Sans" w:hAnsi="Open Sans"/>
           <w:b/>
           <w:bCs/>
-          <w:sz w:val="28"/>
-          <w:szCs w:val="28"/>
+          <w:sz w:val="26"/>
+          <w:szCs w:val="26"/>
         </w:rPr>
         <w:t xml:space="preserve">Завдання 1. Встановлення середовища</w:t>
       </w:r>
@@ -1473,9 +1192,9 @@
       </w:pPr>
       <w:r>
         <w:rPr>
-          <w:rFonts w:ascii="Times New Roman" w:cs="Times New Roman" w:eastAsia="Times New Roman" w:hAnsi="Times New Roman"/>
-          <w:sz w:val="28"/>
-          <w:szCs w:val="28"/>
+          <w:rFonts w:ascii="Open Sans" w:cs="Open Sans" w:eastAsia="Open Sans" w:hAnsi="Open Sans"/>
+          <w:sz w:val="26"/>
+          <w:szCs w:val="26"/>
         </w:rPr>
         <w:t xml:space="preserve">Мета: підготувати робоче оточення Python, встановити Qiskit та залежності.</w:t>
       </w:r>
@@ -1488,9 +1207,9 @@
       </w:pPr>
       <w:r>
         <w:rPr>
-          <w:rFonts w:ascii="Times New Roman" w:cs="Times New Roman" w:eastAsia="Times New Roman" w:hAnsi="Times New Roman"/>
-          <w:sz w:val="28"/>
-          <w:szCs w:val="28"/>
+          <w:rFonts w:ascii="Open Sans" w:cs="Open Sans" w:eastAsia="Open Sans" w:hAnsi="Open Sans"/>
+          <w:sz w:val="26"/>
+          <w:szCs w:val="26"/>
         </w:rPr>
         <w:t xml:space="preserve">Крок 1. Створіть віртуальне середовище та встановіть бібліотеки:</w:t>
       </w:r>
@@ -1565,9 +1284,9 @@
       </w:pPr>
       <w:r>
         <w:rPr>
-          <w:rFonts w:ascii="Times New Roman" w:cs="Times New Roman" w:eastAsia="Times New Roman" w:hAnsi="Times New Roman"/>
-          <w:sz w:val="28"/>
-          <w:szCs w:val="28"/>
+          <w:rFonts w:ascii="Open Sans" w:cs="Open Sans" w:eastAsia="Open Sans" w:hAnsi="Open Sans"/>
+          <w:sz w:val="26"/>
+          <w:szCs w:val="26"/>
         </w:rPr>
         <w:t xml:space="preserve"/>
       </w:r>
@@ -1580,9 +1299,9 @@
       </w:pPr>
       <w:r>
         <w:rPr>
-          <w:rFonts w:ascii="Times New Roman" w:cs="Times New Roman" w:eastAsia="Times New Roman" w:hAnsi="Times New Roman"/>
-          <w:sz w:val="28"/>
-          <w:szCs w:val="28"/>
+          <w:rFonts w:ascii="Open Sans" w:cs="Open Sans" w:eastAsia="Open Sans" w:hAnsi="Open Sans"/>
+          <w:sz w:val="26"/>
+          <w:szCs w:val="26"/>
         </w:rPr>
         <w:t xml:space="preserve">Крок 2. Перевірте встановлення пробним скриптом:</w:t>
       </w:r>
@@ -1721,9 +1440,9 @@
       </w:pPr>
       <w:r>
         <w:rPr>
-          <w:rFonts w:ascii="Times New Roman" w:cs="Times New Roman" w:eastAsia="Times New Roman" w:hAnsi="Times New Roman"/>
-          <w:sz w:val="28"/>
-          <w:szCs w:val="28"/>
+          <w:rFonts w:ascii="Open Sans" w:cs="Open Sans" w:eastAsia="Open Sans" w:hAnsi="Open Sans"/>
+          <w:sz w:val="26"/>
+          <w:szCs w:val="26"/>
         </w:rPr>
         <w:t xml:space="preserve"/>
       </w:r>
@@ -1736,9 +1455,9 @@
       </w:pPr>
       <w:r>
         <w:rPr>
-          <w:rFonts w:ascii="Times New Roman" w:cs="Times New Roman" w:eastAsia="Times New Roman" w:hAnsi="Times New Roman"/>
-          <w:sz w:val="28"/>
-          <w:szCs w:val="28"/>
+          <w:rFonts w:ascii="Open Sans" w:cs="Open Sans" w:eastAsia="Open Sans" w:hAnsi="Open Sans"/>
+          <w:sz w:val="26"/>
+          <w:szCs w:val="26"/>
         </w:rPr>
         <w:t xml:space="preserve">Якщо виведено словник з двома ключами ("0" і "1") і значеннями у межах 450–550, середовище готове.</w:t>
       </w:r>
@@ -1750,11 +1469,11 @@
       </w:pPr>
       <w:r>
         <w:rPr>
-          <w:rFonts w:ascii="Times New Roman" w:cs="Times New Roman" w:eastAsia="Times New Roman" w:hAnsi="Times New Roman"/>
+          <w:rFonts w:ascii="Open Sans" w:cs="Open Sans" w:eastAsia="Open Sans" w:hAnsi="Open Sans"/>
           <w:b/>
           <w:bCs/>
-          <w:sz w:val="28"/>
-          <w:szCs w:val="28"/>
+          <w:sz w:val="26"/>
+          <w:szCs w:val="26"/>
         </w:rPr>
         <w:t xml:space="preserve">Завдання 2. Генерація випадкових біт та базисів</w:t>
       </w:r>
@@ -1767,9 +1486,9 @@
       </w:pPr>
       <w:r>
         <w:rPr>
-          <w:rFonts w:ascii="Times New Roman" w:cs="Times New Roman" w:eastAsia="Times New Roman" w:hAnsi="Times New Roman"/>
-          <w:sz w:val="28"/>
-          <w:szCs w:val="28"/>
+          <w:rFonts w:ascii="Open Sans" w:cs="Open Sans" w:eastAsia="Open Sans" w:hAnsi="Open Sans"/>
+          <w:sz w:val="26"/>
+          <w:szCs w:val="26"/>
         </w:rPr>
         <w:t xml:space="preserve">Мета: реалізувати генератор випадкових бітових послідовностей Аліси та Боба. У протоколі BB84 Аліса потребує двох масивів (біти повідомлення aᵢ та базиси bᵢ), Боб — одного (базиси b′ᵢ).</w:t>
       </w:r>
@@ -1782,9 +1501,9 @@
       </w:pPr>
       <w:r>
         <w:rPr>
-          <w:rFonts w:ascii="Times New Roman" w:cs="Times New Roman" w:eastAsia="Times New Roman" w:hAnsi="Times New Roman"/>
-          <w:sz w:val="28"/>
-          <w:szCs w:val="28"/>
+          <w:rFonts w:ascii="Open Sans" w:cs="Open Sans" w:eastAsia="Open Sans" w:hAnsi="Open Sans"/>
+          <w:sz w:val="26"/>
+          <w:szCs w:val="26"/>
         </w:rPr>
         <w:t xml:space="preserve">Використайте numpy.random.randint(0, 2, size=N). Позначення базисів: 0 = «+» (Z-базис), 1 = «×» (X-базис). Встановіть seed для відтворюваності.</w:t>
       </w:r>
@@ -2019,9 +1738,9 @@
       </w:pPr>
       <w:r>
         <w:rPr>
-          <w:rFonts w:ascii="Times New Roman" w:cs="Times New Roman" w:eastAsia="Times New Roman" w:hAnsi="Times New Roman"/>
-          <w:sz w:val="28"/>
-          <w:szCs w:val="28"/>
+          <w:rFonts w:ascii="Open Sans" w:cs="Open Sans" w:eastAsia="Open Sans" w:hAnsi="Open Sans"/>
+          <w:sz w:val="26"/>
+          <w:szCs w:val="26"/>
         </w:rPr>
         <w:t xml:space="preserve"/>
       </w:r>
@@ -2034,9 +1753,9 @@
       </w:pPr>
       <w:r>
         <w:rPr>
-          <w:rFonts w:ascii="Times New Roman" w:cs="Times New Roman" w:eastAsia="Times New Roman" w:hAnsi="Times New Roman"/>
-          <w:sz w:val="28"/>
-          <w:szCs w:val="28"/>
+          <w:rFonts w:ascii="Open Sans" w:cs="Open Sans" w:eastAsia="Open Sans" w:hAnsi="Open Sans"/>
+          <w:sz w:val="26"/>
+          <w:szCs w:val="26"/>
         </w:rPr>
         <w:t xml:space="preserve">Контроль: приблизна пропорція 0 і 1 у кожному масиві має бути близькою до 50/50 (відхилення менше 5% для N = 256). Перевірте через sum(alice_bits)/N.</w:t>
       </w:r>
@@ -2048,11 +1767,11 @@
       </w:pPr>
       <w:r>
         <w:rPr>
-          <w:rFonts w:ascii="Times New Roman" w:cs="Times New Roman" w:eastAsia="Times New Roman" w:hAnsi="Times New Roman"/>
+          <w:rFonts w:ascii="Open Sans" w:cs="Open Sans" w:eastAsia="Open Sans" w:hAnsi="Open Sans"/>
           <w:b/>
           <w:bCs/>
-          <w:sz w:val="28"/>
-          <w:szCs w:val="28"/>
+          <w:sz w:val="26"/>
+          <w:szCs w:val="26"/>
         </w:rPr>
         <w:t xml:space="preserve">Завдання 3. Моделювання честного BB84 (без Єви)</w:t>
       </w:r>
@@ -2065,9 +1784,9 @@
       </w:pPr>
       <w:r>
         <w:rPr>
-          <w:rFonts w:ascii="Times New Roman" w:cs="Times New Roman" w:eastAsia="Times New Roman" w:hAnsi="Times New Roman"/>
-          <w:sz w:val="28"/>
-          <w:szCs w:val="28"/>
+          <w:rFonts w:ascii="Open Sans" w:cs="Open Sans" w:eastAsia="Open Sans" w:hAnsi="Open Sans"/>
+          <w:sz w:val="26"/>
+          <w:szCs w:val="26"/>
         </w:rPr>
         <w:t xml:space="preserve">Мета: реалізувати квантову передачу, в якій кожний фотон моделюється однокубітною схемою Qiskit. Для кожного i:</w:t>
       </w:r>
@@ -2084,9 +1803,9 @@
       </w:pPr>
       <w:r>
         <w:rPr>
-          <w:rFonts w:ascii="Times New Roman" w:cs="Times New Roman" w:eastAsia="Times New Roman" w:hAnsi="Times New Roman"/>
-          <w:sz w:val="28"/>
-          <w:szCs w:val="28"/>
+          <w:rFonts w:ascii="Open Sans" w:cs="Open Sans" w:eastAsia="Open Sans" w:hAnsi="Open Sans"/>
+          <w:sz w:val="26"/>
+          <w:szCs w:val="26"/>
         </w:rPr>
         <w:t xml:space="preserve">Створити схему QuantumCircuit(1, 1).</w:t>
       </w:r>
@@ -2103,9 +1822,9 @@
       </w:pPr>
       <w:r>
         <w:rPr>
-          <w:rFonts w:ascii="Times New Roman" w:cs="Times New Roman" w:eastAsia="Times New Roman" w:hAnsi="Times New Roman"/>
-          <w:sz w:val="28"/>
-          <w:szCs w:val="28"/>
+          <w:rFonts w:ascii="Open Sans" w:cs="Open Sans" w:eastAsia="Open Sans" w:hAnsi="Open Sans"/>
+          <w:sz w:val="26"/>
+          <w:szCs w:val="26"/>
         </w:rPr>
         <w:t xml:space="preserve">Якщо aᵢ = 1, застосувати X (стан |1⟩).</w:t>
       </w:r>
@@ -2122,9 +1841,9 @@
       </w:pPr>
       <w:r>
         <w:rPr>
-          <w:rFonts w:ascii="Times New Roman" w:cs="Times New Roman" w:eastAsia="Times New Roman" w:hAnsi="Times New Roman"/>
-          <w:sz w:val="28"/>
-          <w:szCs w:val="28"/>
+          <w:rFonts w:ascii="Open Sans" w:cs="Open Sans" w:eastAsia="Open Sans" w:hAnsi="Open Sans"/>
+          <w:sz w:val="26"/>
+          <w:szCs w:val="26"/>
         </w:rPr>
         <w:t xml:space="preserve">Якщо bᵢ = 1 (×-базис), застосувати H (перехід у діагональний базис).</w:t>
       </w:r>
@@ -2141,9 +1860,9 @@
       </w:pPr>
       <w:r>
         <w:rPr>
-          <w:rFonts w:ascii="Times New Roman" w:cs="Times New Roman" w:eastAsia="Times New Roman" w:hAnsi="Times New Roman"/>
-          <w:sz w:val="28"/>
-          <w:szCs w:val="28"/>
+          <w:rFonts w:ascii="Open Sans" w:cs="Open Sans" w:eastAsia="Open Sans" w:hAnsi="Open Sans"/>
+          <w:sz w:val="26"/>
+          <w:szCs w:val="26"/>
         </w:rPr>
         <w:t xml:space="preserve">Якщо b′ᵢ = 1 (Боб у ×-базисі), застосувати H перед вимірюванням.</w:t>
       </w:r>
@@ -2160,9 +1879,9 @@
       </w:pPr>
       <w:r>
         <w:rPr>
-          <w:rFonts w:ascii="Times New Roman" w:cs="Times New Roman" w:eastAsia="Times New Roman" w:hAnsi="Times New Roman"/>
-          <w:sz w:val="28"/>
-          <w:szCs w:val="28"/>
+          <w:rFonts w:ascii="Open Sans" w:cs="Open Sans" w:eastAsia="Open Sans" w:hAnsi="Open Sans"/>
+          <w:sz w:val="26"/>
+          <w:szCs w:val="26"/>
         </w:rPr>
         <w:t xml:space="preserve">Виконати measure(0, 0), запустити AerSimulator з shots=1, зчитати біт.</w:t>
       </w:r>
@@ -2717,9 +2436,9 @@
       </w:pPr>
       <w:r>
         <w:rPr>
-          <w:rFonts w:ascii="Times New Roman" w:cs="Times New Roman" w:eastAsia="Times New Roman" w:hAnsi="Times New Roman"/>
-          <w:sz w:val="28"/>
-          <w:szCs w:val="28"/>
+          <w:rFonts w:ascii="Open Sans" w:cs="Open Sans" w:eastAsia="Open Sans" w:hAnsi="Open Sans"/>
+          <w:sz w:val="26"/>
+          <w:szCs w:val="26"/>
         </w:rPr>
         <w:t xml:space="preserve"/>
       </w:r>
@@ -2732,9 +2451,9 @@
       </w:pPr>
       <w:r>
         <w:rPr>
-          <w:rFonts w:ascii="Times New Roman" w:cs="Times New Roman" w:eastAsia="Times New Roman" w:hAnsi="Times New Roman"/>
-          <w:sz w:val="28"/>
-          <w:szCs w:val="28"/>
+          <w:rFonts w:ascii="Open Sans" w:cs="Open Sans" w:eastAsia="Open Sans" w:hAnsi="Open Sans"/>
+          <w:sz w:val="26"/>
+          <w:szCs w:val="26"/>
         </w:rPr>
         <w:t xml:space="preserve">Очікуваний результат: на позиціях, де базиси збіглися, біти Боба мають збігатися з бітами Аліси. На позиціях з незбіжними базисами — результати випадкові (50/50).</w:t>
       </w:r>
@@ -2746,11 +2465,11 @@
       </w:pPr>
       <w:r>
         <w:rPr>
-          <w:rFonts w:ascii="Times New Roman" w:cs="Times New Roman" w:eastAsia="Times New Roman" w:hAnsi="Times New Roman"/>
+          <w:rFonts w:ascii="Open Sans" w:cs="Open Sans" w:eastAsia="Open Sans" w:hAnsi="Open Sans"/>
           <w:b/>
           <w:bCs/>
-          <w:sz w:val="28"/>
-          <w:szCs w:val="28"/>
+          <w:sz w:val="26"/>
+          <w:szCs w:val="26"/>
         </w:rPr>
         <w:t xml:space="preserve">Завдання 4. Sifting і оцінка QBER</w:t>
       </w:r>
@@ -2763,9 +2482,9 @@
       </w:pPr>
       <w:r>
         <w:rPr>
-          <w:rFonts w:ascii="Times New Roman" w:cs="Times New Roman" w:eastAsia="Times New Roman" w:hAnsi="Times New Roman"/>
-          <w:sz w:val="28"/>
-          <w:szCs w:val="28"/>
+          <w:rFonts w:ascii="Open Sans" w:cs="Open Sans" w:eastAsia="Open Sans" w:hAnsi="Open Sans"/>
+          <w:sz w:val="26"/>
+          <w:szCs w:val="26"/>
         </w:rPr>
         <w:t xml:space="preserve">Мета: реалізувати sifting (відбір позицій зі збіжними базисами) та обчислити QBER на тестовій підмножині.</w:t>
       </w:r>
@@ -3192,9 +2911,9 @@
       </w:pPr>
       <w:r>
         <w:rPr>
-          <w:rFonts w:ascii="Times New Roman" w:cs="Times New Roman" w:eastAsia="Times New Roman" w:hAnsi="Times New Roman"/>
-          <w:sz w:val="28"/>
-          <w:szCs w:val="28"/>
+          <w:rFonts w:ascii="Open Sans" w:cs="Open Sans" w:eastAsia="Open Sans" w:hAnsi="Open Sans"/>
+          <w:sz w:val="26"/>
+          <w:szCs w:val="26"/>
         </w:rPr>
         <w:t xml:space="preserve"/>
       </w:r>
@@ -3207,9 +2926,9 @@
       </w:pPr>
       <w:r>
         <w:rPr>
-          <w:rFonts w:ascii="Times New Roman" w:cs="Times New Roman" w:eastAsia="Times New Roman" w:hAnsi="Times New Roman"/>
-          <w:sz w:val="28"/>
-          <w:szCs w:val="28"/>
+          <w:rFonts w:ascii="Open Sans" w:cs="Open Sans" w:eastAsia="Open Sans" w:hAnsi="Open Sans"/>
+          <w:sz w:val="26"/>
+          <w:szCs w:val="26"/>
         </w:rPr>
         <w:t xml:space="preserve">Очікуваний результат для честного прогону: QBER ≈ 0% (у симуляції без шуму), довжина сіфтованого ключа ≈ N/2 = 128 біт. Якщо з’являються одиничні помилки — причина в модельних недоліках симулятора (можна знехтувати).</w:t>
       </w:r>
@@ -3221,11 +2940,11 @@
       </w:pPr>
       <w:r>
         <w:rPr>
-          <w:rFonts w:ascii="Times New Roman" w:cs="Times New Roman" w:eastAsia="Times New Roman" w:hAnsi="Times New Roman"/>
+          <w:rFonts w:ascii="Open Sans" w:cs="Open Sans" w:eastAsia="Open Sans" w:hAnsi="Open Sans"/>
           <w:b/>
           <w:bCs/>
-          <w:sz w:val="28"/>
-          <w:szCs w:val="28"/>
+          <w:sz w:val="26"/>
+          <w:szCs w:val="26"/>
         </w:rPr>
         <w:t xml:space="preserve">Завдання 5. Атака intercept-resend і детекція прослуховування</w:t>
       </w:r>
@@ -3238,9 +2957,9 @@
       </w:pPr>
       <w:r>
         <w:rPr>
-          <w:rFonts w:ascii="Times New Roman" w:cs="Times New Roman" w:eastAsia="Times New Roman" w:hAnsi="Times New Roman"/>
-          <w:sz w:val="28"/>
-          <w:szCs w:val="28"/>
+          <w:rFonts w:ascii="Open Sans" w:cs="Open Sans" w:eastAsia="Open Sans" w:hAnsi="Open Sans"/>
+          <w:sz w:val="26"/>
+          <w:szCs w:val="26"/>
         </w:rPr>
         <w:t xml:space="preserve">Мета: промоделювати повну атаку Єви (перехоплення — вимірювання — повторне відправлення) та експериментально підтвердити теоретичний QBER ≈ 25%.</w:t>
       </w:r>
@@ -3253,9 +2972,9 @@
       </w:pPr>
       <w:r>
         <w:rPr>
-          <w:rFonts w:ascii="Times New Roman" w:cs="Times New Roman" w:eastAsia="Times New Roman" w:hAnsi="Times New Roman"/>
-          <w:sz w:val="28"/>
-          <w:szCs w:val="28"/>
+          <w:rFonts w:ascii="Open Sans" w:cs="Open Sans" w:eastAsia="Open Sans" w:hAnsi="Open Sans"/>
+          <w:sz w:val="26"/>
+          <w:szCs w:val="26"/>
         </w:rPr>
         <w:t xml:space="preserve">Ключова ідея: Єва виконує власний вибір базису b_E, міряє фотон, отримує біт, і перепакувати його у новий фотон у базисі b_E. Цей новий фотон передається Бобу, який виконує своє вимірювання у базисі b′.</w:t>
       </w:r>
@@ -3746,9 +3465,9 @@
       </w:pPr>
       <w:r>
         <w:rPr>
-          <w:rFonts w:ascii="Times New Roman" w:cs="Times New Roman" w:eastAsia="Times New Roman" w:hAnsi="Times New Roman"/>
-          <w:sz w:val="28"/>
-          <w:szCs w:val="28"/>
+          <w:rFonts w:ascii="Open Sans" w:cs="Open Sans" w:eastAsia="Open Sans" w:hAnsi="Open Sans"/>
+          <w:sz w:val="26"/>
+          <w:szCs w:val="26"/>
         </w:rPr>
         <w:t xml:space="preserve"/>
       </w:r>
@@ -3761,9 +3480,9 @@
       </w:pPr>
       <w:r>
         <w:rPr>
-          <w:rFonts w:ascii="Times New Roman" w:cs="Times New Roman" w:eastAsia="Times New Roman" w:hAnsi="Times New Roman"/>
-          <w:sz w:val="28"/>
-          <w:szCs w:val="28"/>
+          <w:rFonts w:ascii="Open Sans" w:cs="Open Sans" w:eastAsia="Open Sans" w:hAnsi="Open Sans"/>
+          <w:sz w:val="26"/>
+          <w:szCs w:val="26"/>
         </w:rPr>
         <w:t xml:space="preserve">Очікуваний результат: QBER ≈ 0.20–0.30 (теоретичне значення 25%). Відхилення від 25% пояснюються скінченним обсягом вибірки — за законом великих чисел для N=256 очікувана стандартна похибка ≈ √(0.25·0.75/128) ≈ 3.8%.</w:t>
       </w:r>
@@ -3775,11 +3494,11 @@
       </w:pPr>
       <w:r>
         <w:rPr>
-          <w:rFonts w:ascii="Times New Roman" w:cs="Times New Roman" w:eastAsia="Times New Roman" w:hAnsi="Times New Roman"/>
+          <w:rFonts w:ascii="Open Sans" w:cs="Open Sans" w:eastAsia="Open Sans" w:hAnsi="Open Sans"/>
           <w:b/>
           <w:bCs/>
-          <w:sz w:val="28"/>
-          <w:szCs w:val="28"/>
+          <w:sz w:val="26"/>
+          <w:szCs w:val="26"/>
         </w:rPr>
         <w:t xml:space="preserve">Завдання 6. Порівняльний експеримент та статистика</w:t>
       </w:r>
@@ -3792,9 +3511,9 @@
       </w:pPr>
       <w:r>
         <w:rPr>
-          <w:rFonts w:ascii="Times New Roman" w:cs="Times New Roman" w:eastAsia="Times New Roman" w:hAnsi="Times New Roman"/>
-          <w:sz w:val="28"/>
-          <w:szCs w:val="28"/>
+          <w:rFonts w:ascii="Open Sans" w:cs="Open Sans" w:eastAsia="Open Sans" w:hAnsi="Open Sans"/>
+          <w:sz w:val="26"/>
+          <w:szCs w:val="26"/>
         </w:rPr>
         <w:t xml:space="preserve">Мета: провести статистичний експеримент — запустити моделювання декілька разів (M прогонів) для двох сценаріїв (без Єви / з Євою), обчислити середній QBER і стандартне відхилення, побудувати гістограму.</w:t>
       </w:r>
@@ -4349,9 +4068,9 @@
       </w:pPr>
       <w:r>
         <w:rPr>
-          <w:rFonts w:ascii="Times New Roman" w:cs="Times New Roman" w:eastAsia="Times New Roman" w:hAnsi="Times New Roman"/>
-          <w:sz w:val="28"/>
-          <w:szCs w:val="28"/>
+          <w:rFonts w:ascii="Open Sans" w:cs="Open Sans" w:eastAsia="Open Sans" w:hAnsi="Open Sans"/>
+          <w:sz w:val="26"/>
+          <w:szCs w:val="26"/>
         </w:rPr>
         <w:t xml:space="preserve"/>
       </w:r>
@@ -4364,9 +4083,9 @@
       </w:pPr>
       <w:r>
         <w:rPr>
-          <w:rFonts w:ascii="Times New Roman" w:cs="Times New Roman" w:eastAsia="Times New Roman" w:hAnsi="Times New Roman"/>
-          <w:sz w:val="28"/>
-          <w:szCs w:val="28"/>
+          <w:rFonts w:ascii="Open Sans" w:cs="Open Sans" w:eastAsia="Open Sans" w:hAnsi="Open Sans"/>
+          <w:sz w:val="26"/>
+          <w:szCs w:val="26"/>
         </w:rPr>
         <w:t xml:space="preserve">Очікуваний результат: розподіл «без Єви» зосереджений біля 0 (σ &lt; 3%); розподіл «з Євою» — біля 0.25 (σ ≈ 4%). Два розподіли розділені поріг-лінією 11%, що візуально підтверджує критерій детекції.</w:t>
       </w:r>
@@ -4378,11 +4097,11 @@
       </w:pPr>
       <w:r>
         <w:rPr>
-          <w:rFonts w:ascii="Times New Roman" w:cs="Times New Roman" w:eastAsia="Times New Roman" w:hAnsi="Times New Roman"/>
+          <w:rFonts w:ascii="Open Sans" w:cs="Open Sans" w:eastAsia="Open Sans" w:hAnsi="Open Sans"/>
           <w:b/>
           <w:bCs/>
-          <w:sz w:val="28"/>
-          <w:szCs w:val="28"/>
+          <w:sz w:val="26"/>
+          <w:szCs w:val="26"/>
         </w:rPr>
         <w:t xml:space="preserve">Завдання 7. Розширення: виправлення помилок (проста ітерація)</w:t>
       </w:r>
@@ -4395,9 +4114,9 @@
       </w:pPr>
       <w:r>
         <w:rPr>
-          <w:rFonts w:ascii="Times New Roman" w:cs="Times New Roman" w:eastAsia="Times New Roman" w:hAnsi="Times New Roman"/>
-          <w:sz w:val="28"/>
-          <w:szCs w:val="28"/>
+          <w:rFonts w:ascii="Open Sans" w:cs="Open Sans" w:eastAsia="Open Sans" w:hAnsi="Open Sans"/>
+          <w:sz w:val="26"/>
+          <w:szCs w:val="26"/>
         </w:rPr>
         <w:t xml:space="preserve">Мета: ознайомитися з елементом post-processing — проста процедура виправлення помилок через попарне порівняння з відкиданням половини біт (навчальна версія; у практичних системах застосовують Cascade або LDPC).</w:t>
       </w:r>
@@ -4728,9 +4447,9 @@
       </w:pPr>
       <w:r>
         <w:rPr>
-          <w:rFonts w:ascii="Times New Roman" w:cs="Times New Roman" w:eastAsia="Times New Roman" w:hAnsi="Times New Roman"/>
-          <w:sz w:val="28"/>
-          <w:szCs w:val="28"/>
+          <w:rFonts w:ascii="Open Sans" w:cs="Open Sans" w:eastAsia="Open Sans" w:hAnsi="Open Sans"/>
+          <w:sz w:val="26"/>
+          <w:szCs w:val="26"/>
         </w:rPr>
         <w:t xml:space="preserve"/>
       </w:r>
@@ -4743,9 +4462,9 @@
       </w:pPr>
       <w:r>
         <w:rPr>
-          <w:rFonts w:ascii="Times New Roman" w:cs="Times New Roman" w:eastAsia="Times New Roman" w:hAnsi="Times New Roman"/>
-          <w:sz w:val="28"/>
-          <w:szCs w:val="28"/>
+          <w:rFonts w:ascii="Open Sans" w:cs="Open Sans" w:eastAsia="Open Sans" w:hAnsi="Open Sans"/>
+          <w:sz w:val="26"/>
+          <w:szCs w:val="26"/>
         </w:rPr>
         <w:t xml:space="preserve">Зверніть увагу: цей алгоритм має ефективність ~ (block_size−1)/block_size і не гарантує повного виправлення всіх помилок — лише ймовірнісне покращення. Реальні QKD-системи використовують Cascade (≈ 4–5 раундів на 10⁻⁶ error rate) або LDPC-коди.</w:t>
       </w:r>
@@ -4755,14 +4474,15 @@
         <w:pStyle w:val="Heading2"/>
         <w:spacing w:after="120" w:before="200" w:line="360" w:lineRule="auto"/>
         <w:jc w:val="left"/>
-      </w:pPr>
-      <w:r>
-        <w:rPr>
-          <w:rFonts w:ascii="Times New Roman" w:cs="Times New Roman" w:eastAsia="Times New Roman" w:hAnsi="Times New Roman"/>
+        <w:pageBreakBefore/>
+      </w:pPr>
+      <w:r>
+        <w:rPr>
+          <w:rFonts w:ascii="Open Sans" w:cs="Open Sans" w:eastAsia="Open Sans" w:hAnsi="Open Sans"/>
           <w:b/>
           <w:bCs/>
-          <w:sz w:val="28"/>
-          <w:szCs w:val="28"/>
+          <w:sz w:val="26"/>
+          <w:szCs w:val="26"/>
         </w:rPr>
         <w:t xml:space="preserve">4. Контрольні запитання</w:t>
       </w:r>
@@ -4779,9 +4499,9 @@
       </w:pPr>
       <w:r>
         <w:rPr>
-          <w:rFonts w:ascii="Times New Roman" w:cs="Times New Roman" w:eastAsia="Times New Roman" w:hAnsi="Times New Roman"/>
-          <w:sz w:val="28"/>
-          <w:szCs w:val="28"/>
+          <w:rFonts w:ascii="Open Sans" w:cs="Open Sans" w:eastAsia="Open Sans" w:hAnsi="Open Sans"/>
+          <w:sz w:val="26"/>
+          <w:szCs w:val="26"/>
         </w:rPr>
         <w:t xml:space="preserve">Чому саме 4 стани у двох базисах (а не 2 або 8) є канонічним вибором у BB84? Як це пов’язано з властивістю взаємно незміщених базисів?</w:t>
       </w:r>
@@ -4798,9 +4518,9 @@
       </w:pPr>
       <w:r>
         <w:rPr>
-          <w:rFonts w:ascii="Times New Roman" w:cs="Times New Roman" w:eastAsia="Times New Roman" w:hAnsi="Times New Roman"/>
-          <w:sz w:val="28"/>
-          <w:szCs w:val="28"/>
+          <w:rFonts w:ascii="Open Sans" w:cs="Open Sans" w:eastAsia="Open Sans" w:hAnsi="Open Sans"/>
+          <w:sz w:val="26"/>
+          <w:szCs w:val="26"/>
         </w:rPr>
         <w:t xml:space="preserve">Сформулюйте no-cloning теорему. Як вона запобігає прихованому клонуванню фотона Євою?</w:t>
       </w:r>
@@ -4817,9 +4537,9 @@
       </w:pPr>
       <w:r>
         <w:rPr>
-          <w:rFonts w:ascii="Times New Roman" w:cs="Times New Roman" w:eastAsia="Times New Roman" w:hAnsi="Times New Roman"/>
-          <w:sz w:val="28"/>
-          <w:szCs w:val="28"/>
+          <w:rFonts w:ascii="Open Sans" w:cs="Open Sans" w:eastAsia="Open Sans" w:hAnsi="Open Sans"/>
+          <w:sz w:val="26"/>
+          <w:szCs w:val="26"/>
         </w:rPr>
         <w:t xml:space="preserve">Поясніть процедуру sifting. Чому очікувана довжина сіфтованого ключа дорівнює N/2?</w:t>
       </w:r>
@@ -4836,9 +4556,9 @@
       </w:pPr>
       <w:r>
         <w:rPr>
-          <w:rFonts w:ascii="Times New Roman" w:cs="Times New Roman" w:eastAsia="Times New Roman" w:hAnsi="Times New Roman"/>
-          <w:sz w:val="28"/>
-          <w:szCs w:val="28"/>
+          <w:rFonts w:ascii="Open Sans" w:cs="Open Sans" w:eastAsia="Open Sans" w:hAnsi="Open Sans"/>
+          <w:sz w:val="26"/>
+          <w:szCs w:val="26"/>
         </w:rPr>
         <w:t xml:space="preserve">Доведіть теоретичний QBER = 25% для повної атаки intercept-resend. Як отримують цей результат?</w:t>
       </w:r>
@@ -4855,9 +4575,9 @@
       </w:pPr>
       <w:r>
         <w:rPr>
-          <w:rFonts w:ascii="Times New Roman" w:cs="Times New Roman" w:eastAsia="Times New Roman" w:hAnsi="Times New Roman"/>
-          <w:sz w:val="28"/>
-          <w:szCs w:val="28"/>
+          <w:rFonts w:ascii="Open Sans" w:cs="Open Sans" w:eastAsia="Open Sans" w:hAnsi="Open Sans"/>
+          <w:sz w:val="26"/>
+          <w:szCs w:val="26"/>
         </w:rPr>
         <w:t xml:space="preserve">Чому поріг QBER = 11% є практичним критерієм безпеки у BB84? З чого він виникає (пов’язано з бінарною ентропією)?</w:t>
       </w:r>
@@ -4874,9 +4594,9 @@
       </w:pPr>
       <w:r>
         <w:rPr>
-          <w:rFonts w:ascii="Times New Roman" w:cs="Times New Roman" w:eastAsia="Times New Roman" w:hAnsi="Times New Roman"/>
-          <w:sz w:val="28"/>
-          <w:szCs w:val="28"/>
+          <w:rFonts w:ascii="Open Sans" w:cs="Open Sans" w:eastAsia="Open Sans" w:hAnsi="Open Sans"/>
+          <w:sz w:val="26"/>
+          <w:szCs w:val="26"/>
         </w:rPr>
         <w:t xml:space="preserve">Що зміниться, якщо Єва здійснює атаку лише на 50% фотонів? Обчисліть очікуваний QBER.</w:t>
       </w:r>
@@ -4893,9 +4613,9 @@
       </w:pPr>
       <w:r>
         <w:rPr>
-          <w:rFonts w:ascii="Times New Roman" w:cs="Times New Roman" w:eastAsia="Times New Roman" w:hAnsi="Times New Roman"/>
-          <w:sz w:val="28"/>
-          <w:szCs w:val="28"/>
+          <w:rFonts w:ascii="Open Sans" w:cs="Open Sans" w:eastAsia="Open Sans" w:hAnsi="Open Sans"/>
+          <w:sz w:val="26"/>
+          <w:szCs w:val="26"/>
         </w:rPr>
         <w:t xml:space="preserve">Навіщо у BB84 потрібен автентифікований класичний канал? Що станеться, якщо його не автентифікувати?</w:t>
       </w:r>
@@ -4912,9 +4632,9 @@
       </w:pPr>
       <w:r>
         <w:rPr>
-          <w:rFonts w:ascii="Times New Roman" w:cs="Times New Roman" w:eastAsia="Times New Roman" w:hAnsi="Times New Roman"/>
-          <w:sz w:val="28"/>
-          <w:szCs w:val="28"/>
+          <w:rFonts w:ascii="Open Sans" w:cs="Open Sans" w:eastAsia="Open Sans" w:hAnsi="Open Sans"/>
+          <w:sz w:val="26"/>
+          <w:szCs w:val="26"/>
         </w:rPr>
         <w:t xml:space="preserve">У чому різниця між information reconciliation і privacy amplification?</w:t>
       </w:r>
@@ -4931,9 +4651,9 @@
       </w:pPr>
       <w:r>
         <w:rPr>
-          <w:rFonts w:ascii="Times New Roman" w:cs="Times New Roman" w:eastAsia="Times New Roman" w:hAnsi="Times New Roman"/>
-          <w:sz w:val="28"/>
-          <w:szCs w:val="28"/>
+          <w:rFonts w:ascii="Open Sans" w:cs="Open Sans" w:eastAsia="Open Sans" w:hAnsi="Open Sans"/>
+          <w:sz w:val="26"/>
+          <w:szCs w:val="26"/>
         </w:rPr>
         <w:t xml:space="preserve">Чому у практичних системах BB84 використовують decoy-state замість чистого протоколу? Яку атаку це блокує?</w:t>
       </w:r>
@@ -4950,9 +4670,9 @@
       </w:pPr>
       <w:r>
         <w:rPr>
-          <w:rFonts w:ascii="Times New Roman" w:cs="Times New Roman" w:eastAsia="Times New Roman" w:hAnsi="Times New Roman"/>
-          <w:sz w:val="28"/>
-          <w:szCs w:val="28"/>
+          <w:rFonts w:ascii="Open Sans" w:cs="Open Sans" w:eastAsia="Open Sans" w:hAnsi="Open Sans"/>
+          <w:sz w:val="26"/>
+          <w:szCs w:val="26"/>
         </w:rPr>
         <w:t xml:space="preserve">Як можна продовжити цю роботу для моделювання шумного квантового каналу (deполярізація, затухання)? Які класи Qiskit використати?</w:t>
       </w:r>
@@ -4962,14 +4682,15 @@
         <w:pStyle w:val="Heading2"/>
         <w:spacing w:after="120" w:before="200" w:line="360" w:lineRule="auto"/>
         <w:jc w:val="left"/>
-      </w:pPr>
-      <w:r>
-        <w:rPr>
-          <w:rFonts w:ascii="Times New Roman" w:cs="Times New Roman" w:eastAsia="Times New Roman" w:hAnsi="Times New Roman"/>
+        <w:pageBreakBefore/>
+      </w:pPr>
+      <w:r>
+        <w:rPr>
+          <w:rFonts w:ascii="Open Sans" w:cs="Open Sans" w:eastAsia="Open Sans" w:hAnsi="Open Sans"/>
           <w:b/>
           <w:bCs/>
-          <w:sz w:val="28"/>
-          <w:szCs w:val="28"/>
+          <w:sz w:val="26"/>
+          <w:szCs w:val="26"/>
         </w:rPr>
         <w:t xml:space="preserve">5. Вимоги до оформлення звіту</w:t>
       </w:r>
@@ -4982,9 +4703,9 @@
       </w:pPr>
       <w:r>
         <w:rPr>
-          <w:rFonts w:ascii="Times New Roman" w:cs="Times New Roman" w:eastAsia="Times New Roman" w:hAnsi="Times New Roman"/>
-          <w:sz w:val="28"/>
-          <w:szCs w:val="28"/>
+          <w:rFonts w:ascii="Open Sans" w:cs="Open Sans" w:eastAsia="Open Sans" w:hAnsi="Open Sans"/>
+          <w:sz w:val="26"/>
+          <w:szCs w:val="26"/>
         </w:rPr>
         <w:t xml:space="preserve">Звіт подається у форматі .docx або .pdf, обсягом 10–20 сторінок, і повинен містити:</w:t>
       </w:r>
@@ -5001,9 +4722,9 @@
       </w:pPr>
       <w:r>
         <w:rPr>
-          <w:rFonts w:ascii="Times New Roman" w:cs="Times New Roman" w:eastAsia="Times New Roman" w:hAnsi="Times New Roman"/>
-          <w:sz w:val="28"/>
-          <w:szCs w:val="28"/>
+          <w:rFonts w:ascii="Open Sans" w:cs="Open Sans" w:eastAsia="Open Sans" w:hAnsi="Open Sans"/>
+          <w:sz w:val="26"/>
+          <w:szCs w:val="26"/>
         </w:rPr>
         <w:t xml:space="preserve">Титульний аркуш (ПІБ студента, група, номер лабораторної роботи, тема, викладач, рік).</w:t>
       </w:r>
@@ -5020,9 +4741,9 @@
       </w:pPr>
       <w:r>
         <w:rPr>
-          <w:rFonts w:ascii="Times New Roman" w:cs="Times New Roman" w:eastAsia="Times New Roman" w:hAnsi="Times New Roman"/>
-          <w:sz w:val="28"/>
-          <w:szCs w:val="28"/>
+          <w:rFonts w:ascii="Open Sans" w:cs="Open Sans" w:eastAsia="Open Sans" w:hAnsi="Open Sans"/>
+          <w:sz w:val="26"/>
+          <w:szCs w:val="26"/>
         </w:rPr>
         <w:t xml:space="preserve">Мету роботи — перелічити конкретні цілі, яких досягнено.</w:t>
       </w:r>
@@ -5039,9 +4760,9 @@
       </w:pPr>
       <w:r>
         <w:rPr>
-          <w:rFonts w:ascii="Times New Roman" w:cs="Times New Roman" w:eastAsia="Times New Roman" w:hAnsi="Times New Roman"/>
-          <w:sz w:val="28"/>
-          <w:szCs w:val="28"/>
+          <w:rFonts w:ascii="Open Sans" w:cs="Open Sans" w:eastAsia="Open Sans" w:hAnsi="Open Sans"/>
+          <w:sz w:val="26"/>
+          <w:szCs w:val="26"/>
         </w:rPr>
         <w:t xml:space="preserve">Короткі теоретичні відомості — стисло (не більше 2 стор.) з посиланнями на джерела.</w:t>
       </w:r>
@@ -5058,9 +4779,9 @@
       </w:pPr>
       <w:r>
         <w:rPr>
-          <w:rFonts w:ascii="Times New Roman" w:cs="Times New Roman" w:eastAsia="Times New Roman" w:hAnsi="Times New Roman"/>
-          <w:sz w:val="28"/>
-          <w:szCs w:val="28"/>
+          <w:rFonts w:ascii="Open Sans" w:cs="Open Sans" w:eastAsia="Open Sans" w:hAnsi="Open Sans"/>
+          <w:sz w:val="26"/>
+          <w:szCs w:val="26"/>
         </w:rPr>
         <w:t xml:space="preserve">Хід роботи — для кожного завдання: опис ідеї, ключовий фрагмент коду (з коментарями), скріншот виводу, аналіз результату.</w:t>
       </w:r>
@@ -5077,9 +4798,9 @@
       </w:pPr>
       <w:r>
         <w:rPr>
-          <w:rFonts w:ascii="Times New Roman" w:cs="Times New Roman" w:eastAsia="Times New Roman" w:hAnsi="Times New Roman"/>
-          <w:sz w:val="28"/>
-          <w:szCs w:val="28"/>
+          <w:rFonts w:ascii="Open Sans" w:cs="Open Sans" w:eastAsia="Open Sans" w:hAnsi="Open Sans"/>
+          <w:sz w:val="26"/>
+          <w:szCs w:val="26"/>
         </w:rPr>
         <w:t xml:space="preserve">Для Завдання 6 — обов’язково гістограма QBER (PNG) з двома розподілами (з/без Єви) та порогом 11%.</w:t>
       </w:r>
@@ -5096,9 +4817,9 @@
       </w:pPr>
       <w:r>
         <w:rPr>
-          <w:rFonts w:ascii="Times New Roman" w:cs="Times New Roman" w:eastAsia="Times New Roman" w:hAnsi="Times New Roman"/>
-          <w:sz w:val="28"/>
-          <w:szCs w:val="28"/>
+          <w:rFonts w:ascii="Open Sans" w:cs="Open Sans" w:eastAsia="Open Sans" w:hAnsi="Open Sans"/>
+          <w:sz w:val="26"/>
+          <w:szCs w:val="26"/>
         </w:rPr>
         <w:t xml:space="preserve">Висновки — оцінка експериментального QBER проти теоретичних 25%, обговорення статистичних відхилень, висновок про можливість детекції Єви.</w:t>
       </w:r>
@@ -5115,9 +4836,9 @@
       </w:pPr>
       <w:r>
         <w:rPr>
-          <w:rFonts w:ascii="Times New Roman" w:cs="Times New Roman" w:eastAsia="Times New Roman" w:hAnsi="Times New Roman"/>
-          <w:sz w:val="28"/>
-          <w:szCs w:val="28"/>
+          <w:rFonts w:ascii="Open Sans" w:cs="Open Sans" w:eastAsia="Open Sans" w:hAnsi="Open Sans"/>
+          <w:sz w:val="26"/>
+          <w:szCs w:val="26"/>
         </w:rPr>
         <w:t xml:space="preserve">Список використаних джерел за ДСТУ ГОСТ 7.1:2006.</w:t>
       </w:r>
@@ -5130,9 +4851,9 @@
       </w:pPr>
       <w:r>
         <w:rPr>
-          <w:rFonts w:ascii="Times New Roman" w:cs="Times New Roman" w:eastAsia="Times New Roman" w:hAnsi="Times New Roman"/>
-          <w:sz w:val="28"/>
-          <w:szCs w:val="28"/>
+          <w:rFonts w:ascii="Open Sans" w:cs="Open Sans" w:eastAsia="Open Sans" w:hAnsi="Open Sans"/>
+          <w:sz w:val="26"/>
+          <w:szCs w:val="26"/>
         </w:rPr>
         <w:t xml:space="preserve">Форматування: Times New Roman 14pt, інтервал 1.5, поля — як у цьому документі (ліве 3 см, праве 1.5 см, верхнє/нижнє 2 см). Програмний код — моноширинним шрифтом (Courier New 11pt) з сірою заливкою блоку.</w:t>
       </w:r>
@@ -5145,9 +4866,9 @@
       </w:pPr>
       <w:r>
         <w:rPr>
-          <w:rFonts w:ascii="Times New Roman" w:cs="Times New Roman" w:eastAsia="Times New Roman" w:hAnsi="Times New Roman"/>
-          <w:sz w:val="28"/>
-          <w:szCs w:val="28"/>
+          <w:rFonts w:ascii="Open Sans" w:cs="Open Sans" w:eastAsia="Open Sans" w:hAnsi="Open Sans"/>
+          <w:sz w:val="26"/>
+          <w:szCs w:val="26"/>
         </w:rPr>
         <w:t xml:space="preserve">Разом зі звітом здається вихідний .py-файл, що містить усі функції у робочому стані (bb84_transmit, bb84_with_eve, sift, qber_on_sample, one_run). Скрипт має запускатися одним командним рядком: python3 bb84.py.</w:t>
       </w:r>
@@ -5157,14 +4878,15 @@
         <w:pStyle w:val="Heading2"/>
         <w:spacing w:after="120" w:before="200" w:line="360" w:lineRule="auto"/>
         <w:jc w:val="left"/>
-      </w:pPr>
-      <w:r>
-        <w:rPr>
-          <w:rFonts w:ascii="Times New Roman" w:cs="Times New Roman" w:eastAsia="Times New Roman" w:hAnsi="Times New Roman"/>
+        <w:pageBreakBefore/>
+      </w:pPr>
+      <w:r>
+        <w:rPr>
+          <w:rFonts w:ascii="Open Sans" w:cs="Open Sans" w:eastAsia="Open Sans" w:hAnsi="Open Sans"/>
           <w:b/>
           <w:bCs/>
-          <w:sz w:val="28"/>
-          <w:szCs w:val="28"/>
+          <w:sz w:val="26"/>
+          <w:szCs w:val="26"/>
         </w:rPr>
         <w:t xml:space="preserve">6. Критерії оцінювання</w:t>
       </w:r>
@@ -5214,7 +4936,7 @@
             </w:pPr>
             <w:r>
               <w:rPr>
-                <w:rFonts w:ascii="Times New Roman" w:cs="Times New Roman" w:eastAsia="Times New Roman" w:hAnsi="Times New Roman"/>
+                <w:rFonts w:ascii="Open Sans" w:cs="Open Sans" w:eastAsia="Open Sans" w:hAnsi="Open Sans"/>
                 <w:b/>
                 <w:bCs/>
                 <w:sz w:val="22"/>
@@ -5248,7 +4970,7 @@
             </w:pPr>
             <w:r>
               <w:rPr>
-                <w:rFonts w:ascii="Times New Roman" w:cs="Times New Roman" w:eastAsia="Times New Roman" w:hAnsi="Times New Roman"/>
+                <w:rFonts w:ascii="Open Sans" w:cs="Open Sans" w:eastAsia="Open Sans" w:hAnsi="Open Sans"/>
                 <w:b/>
                 <w:bCs/>
                 <w:sz w:val="22"/>
@@ -5282,7 +5004,7 @@
             </w:pPr>
             <w:r>
               <w:rPr>
-                <w:rFonts w:ascii="Times New Roman" w:cs="Times New Roman" w:eastAsia="Times New Roman" w:hAnsi="Times New Roman"/>
+                <w:rFonts w:ascii="Open Sans" w:cs="Open Sans" w:eastAsia="Open Sans" w:hAnsi="Open Sans"/>
                 <w:b/>
                 <w:bCs/>
                 <w:sz w:val="22"/>
@@ -5320,7 +5042,7 @@
             </w:pPr>
             <w:r>
               <w:rPr>
-                <w:rFonts w:ascii="Times New Roman" w:cs="Times New Roman" w:eastAsia="Times New Roman" w:hAnsi="Times New Roman"/>
+                <w:rFonts w:ascii="Open Sans" w:cs="Open Sans" w:eastAsia="Open Sans" w:hAnsi="Open Sans"/>
                 <w:b w:val="false"/>
                 <w:bCs w:val="false"/>
                 <w:sz w:val="22"/>
@@ -5353,7 +5075,7 @@
             </w:pPr>
             <w:r>
               <w:rPr>
-                <w:rFonts w:ascii="Times New Roman" w:cs="Times New Roman" w:eastAsia="Times New Roman" w:hAnsi="Times New Roman"/>
+                <w:rFonts w:ascii="Open Sans" w:cs="Open Sans" w:eastAsia="Open Sans" w:hAnsi="Open Sans"/>
                 <w:b w:val="false"/>
                 <w:bCs w:val="false"/>
                 <w:sz w:val="22"/>
@@ -5386,7 +5108,7 @@
             </w:pPr>
             <w:r>
               <w:rPr>
-                <w:rFonts w:ascii="Times New Roman" w:cs="Times New Roman" w:eastAsia="Times New Roman" w:hAnsi="Times New Roman"/>
+                <w:rFonts w:ascii="Open Sans" w:cs="Open Sans" w:eastAsia="Open Sans" w:hAnsi="Open Sans"/>
                 <w:b w:val="false"/>
                 <w:bCs w:val="false"/>
                 <w:sz w:val="22"/>
@@ -5424,7 +5146,7 @@
             </w:pPr>
             <w:r>
               <w:rPr>
-                <w:rFonts w:ascii="Times New Roman" w:cs="Times New Roman" w:eastAsia="Times New Roman" w:hAnsi="Times New Roman"/>
+                <w:rFonts w:ascii="Open Sans" w:cs="Open Sans" w:eastAsia="Open Sans" w:hAnsi="Open Sans"/>
                 <w:b w:val="false"/>
                 <w:bCs w:val="false"/>
                 <w:sz w:val="22"/>
@@ -5457,7 +5179,7 @@
             </w:pPr>
             <w:r>
               <w:rPr>
-                <w:rFonts w:ascii="Times New Roman" w:cs="Times New Roman" w:eastAsia="Times New Roman" w:hAnsi="Times New Roman"/>
+                <w:rFonts w:ascii="Open Sans" w:cs="Open Sans" w:eastAsia="Open Sans" w:hAnsi="Open Sans"/>
                 <w:b w:val="false"/>
                 <w:bCs w:val="false"/>
                 <w:sz w:val="22"/>
@@ -5490,7 +5212,7 @@
             </w:pPr>
             <w:r>
               <w:rPr>
-                <w:rFonts w:ascii="Times New Roman" w:cs="Times New Roman" w:eastAsia="Times New Roman" w:hAnsi="Times New Roman"/>
+                <w:rFonts w:ascii="Open Sans" w:cs="Open Sans" w:eastAsia="Open Sans" w:hAnsi="Open Sans"/>
                 <w:b w:val="false"/>
                 <w:bCs w:val="false"/>
                 <w:sz w:val="22"/>
@@ -5528,7 +5250,7 @@
             </w:pPr>
             <w:r>
               <w:rPr>
-                <w:rFonts w:ascii="Times New Roman" w:cs="Times New Roman" w:eastAsia="Times New Roman" w:hAnsi="Times New Roman"/>
+                <w:rFonts w:ascii="Open Sans" w:cs="Open Sans" w:eastAsia="Open Sans" w:hAnsi="Open Sans"/>
                 <w:b w:val="false"/>
                 <w:bCs w:val="false"/>
                 <w:sz w:val="22"/>
@@ -5561,7 +5283,7 @@
             </w:pPr>
             <w:r>
               <w:rPr>
-                <w:rFonts w:ascii="Times New Roman" w:cs="Times New Roman" w:eastAsia="Times New Roman" w:hAnsi="Times New Roman"/>
+                <w:rFonts w:ascii="Open Sans" w:cs="Open Sans" w:eastAsia="Open Sans" w:hAnsi="Open Sans"/>
                 <w:b w:val="false"/>
                 <w:bCs w:val="false"/>
                 <w:sz w:val="22"/>
@@ -5594,7 +5316,7 @@
             </w:pPr>
             <w:r>
               <w:rPr>
-                <w:rFonts w:ascii="Times New Roman" w:cs="Times New Roman" w:eastAsia="Times New Roman" w:hAnsi="Times New Roman"/>
+                <w:rFonts w:ascii="Open Sans" w:cs="Open Sans" w:eastAsia="Open Sans" w:hAnsi="Open Sans"/>
                 <w:b w:val="false"/>
                 <w:bCs w:val="false"/>
                 <w:sz w:val="22"/>
@@ -5632,7 +5354,7 @@
             </w:pPr>
             <w:r>
               <w:rPr>
-                <w:rFonts w:ascii="Times New Roman" w:cs="Times New Roman" w:eastAsia="Times New Roman" w:hAnsi="Times New Roman"/>
+                <w:rFonts w:ascii="Open Sans" w:cs="Open Sans" w:eastAsia="Open Sans" w:hAnsi="Open Sans"/>
                 <w:b w:val="false"/>
                 <w:bCs w:val="false"/>
                 <w:sz w:val="22"/>
@@ -5665,7 +5387,7 @@
             </w:pPr>
             <w:r>
               <w:rPr>
-                <w:rFonts w:ascii="Times New Roman" w:cs="Times New Roman" w:eastAsia="Times New Roman" w:hAnsi="Times New Roman"/>
+                <w:rFonts w:ascii="Open Sans" w:cs="Open Sans" w:eastAsia="Open Sans" w:hAnsi="Open Sans"/>
                 <w:b w:val="false"/>
                 <w:bCs w:val="false"/>
                 <w:sz w:val="22"/>
@@ -5698,7 +5420,7 @@
             </w:pPr>
             <w:r>
               <w:rPr>
-                <w:rFonts w:ascii="Times New Roman" w:cs="Times New Roman" w:eastAsia="Times New Roman" w:hAnsi="Times New Roman"/>
+                <w:rFonts w:ascii="Open Sans" w:cs="Open Sans" w:eastAsia="Open Sans" w:hAnsi="Open Sans"/>
                 <w:b w:val="false"/>
                 <w:bCs w:val="false"/>
                 <w:sz w:val="22"/>
@@ -5736,7 +5458,7 @@
             </w:pPr>
             <w:r>
               <w:rPr>
-                <w:rFonts w:ascii="Times New Roman" w:cs="Times New Roman" w:eastAsia="Times New Roman" w:hAnsi="Times New Roman"/>
+                <w:rFonts w:ascii="Open Sans" w:cs="Open Sans" w:eastAsia="Open Sans" w:hAnsi="Open Sans"/>
                 <w:b w:val="false"/>
                 <w:bCs w:val="false"/>
                 <w:sz w:val="22"/>
@@ -5769,7 +5491,7 @@
             </w:pPr>
             <w:r>
               <w:rPr>
-                <w:rFonts w:ascii="Times New Roman" w:cs="Times New Roman" w:eastAsia="Times New Roman" w:hAnsi="Times New Roman"/>
+                <w:rFonts w:ascii="Open Sans" w:cs="Open Sans" w:eastAsia="Open Sans" w:hAnsi="Open Sans"/>
                 <w:b w:val="false"/>
                 <w:bCs w:val="false"/>
                 <w:sz w:val="22"/>
@@ -5802,7 +5524,7 @@
             </w:pPr>
             <w:r>
               <w:rPr>
-                <w:rFonts w:ascii="Times New Roman" w:cs="Times New Roman" w:eastAsia="Times New Roman" w:hAnsi="Times New Roman"/>
+                <w:rFonts w:ascii="Open Sans" w:cs="Open Sans" w:eastAsia="Open Sans" w:hAnsi="Open Sans"/>
                 <w:b w:val="false"/>
                 <w:bCs w:val="false"/>
                 <w:sz w:val="22"/>
@@ -5840,7 +5562,7 @@
             </w:pPr>
             <w:r>
               <w:rPr>
-                <w:rFonts w:ascii="Times New Roman" w:cs="Times New Roman" w:eastAsia="Times New Roman" w:hAnsi="Times New Roman"/>
+                <w:rFonts w:ascii="Open Sans" w:cs="Open Sans" w:eastAsia="Open Sans" w:hAnsi="Open Sans"/>
                 <w:b w:val="false"/>
                 <w:bCs w:val="false"/>
                 <w:sz w:val="22"/>
@@ -5873,7 +5595,7 @@
             </w:pPr>
             <w:r>
               <w:rPr>
-                <w:rFonts w:ascii="Times New Roman" w:cs="Times New Roman" w:eastAsia="Times New Roman" w:hAnsi="Times New Roman"/>
+                <w:rFonts w:ascii="Open Sans" w:cs="Open Sans" w:eastAsia="Open Sans" w:hAnsi="Open Sans"/>
                 <w:b w:val="false"/>
                 <w:bCs w:val="false"/>
                 <w:sz w:val="22"/>
@@ -5906,7 +5628,7 @@
             </w:pPr>
             <w:r>
               <w:rPr>
-                <w:rFonts w:ascii="Times New Roman" w:cs="Times New Roman" w:eastAsia="Times New Roman" w:hAnsi="Times New Roman"/>
+                <w:rFonts w:ascii="Open Sans" w:cs="Open Sans" w:eastAsia="Open Sans" w:hAnsi="Open Sans"/>
                 <w:b w:val="false"/>
                 <w:bCs w:val="false"/>
                 <w:sz w:val="22"/>
@@ -5944,7 +5666,7 @@
             </w:pPr>
             <w:r>
               <w:rPr>
-                <w:rFonts w:ascii="Times New Roman" w:cs="Times New Roman" w:eastAsia="Times New Roman" w:hAnsi="Times New Roman"/>
+                <w:rFonts w:ascii="Open Sans" w:cs="Open Sans" w:eastAsia="Open Sans" w:hAnsi="Open Sans"/>
                 <w:b w:val="false"/>
                 <w:bCs w:val="false"/>
                 <w:sz w:val="22"/>
@@ -5977,7 +5699,7 @@
             </w:pPr>
             <w:r>
               <w:rPr>
-                <w:rFonts w:ascii="Times New Roman" w:cs="Times New Roman" w:eastAsia="Times New Roman" w:hAnsi="Times New Roman"/>
+                <w:rFonts w:ascii="Open Sans" w:cs="Open Sans" w:eastAsia="Open Sans" w:hAnsi="Open Sans"/>
                 <w:b w:val="false"/>
                 <w:bCs w:val="false"/>
                 <w:sz w:val="22"/>
@@ -6010,7 +5732,7 @@
             </w:pPr>
             <w:r>
               <w:rPr>
-                <w:rFonts w:ascii="Times New Roman" w:cs="Times New Roman" w:eastAsia="Times New Roman" w:hAnsi="Times New Roman"/>
+                <w:rFonts w:ascii="Open Sans" w:cs="Open Sans" w:eastAsia="Open Sans" w:hAnsi="Open Sans"/>
                 <w:b w:val="false"/>
                 <w:bCs w:val="false"/>
                 <w:sz w:val="22"/>
@@ -6048,7 +5770,7 @@
             </w:pPr>
             <w:r>
               <w:rPr>
-                <w:rFonts w:ascii="Times New Roman" w:cs="Times New Roman" w:eastAsia="Times New Roman" w:hAnsi="Times New Roman"/>
+                <w:rFonts w:ascii="Open Sans" w:cs="Open Sans" w:eastAsia="Open Sans" w:hAnsi="Open Sans"/>
                 <w:b w:val="false"/>
                 <w:bCs w:val="false"/>
                 <w:sz w:val="22"/>
@@ -6081,7 +5803,7 @@
             </w:pPr>
             <w:r>
               <w:rPr>
-                <w:rFonts w:ascii="Times New Roman" w:cs="Times New Roman" w:eastAsia="Times New Roman" w:hAnsi="Times New Roman"/>
+                <w:rFonts w:ascii="Open Sans" w:cs="Open Sans" w:eastAsia="Open Sans" w:hAnsi="Open Sans"/>
                 <w:b w:val="false"/>
                 <w:bCs w:val="false"/>
                 <w:sz w:val="22"/>
@@ -6114,7 +5836,7 @@
             </w:pPr>
             <w:r>
               <w:rPr>
-                <w:rFonts w:ascii="Times New Roman" w:cs="Times New Roman" w:eastAsia="Times New Roman" w:hAnsi="Times New Roman"/>
+                <w:rFonts w:ascii="Open Sans" w:cs="Open Sans" w:eastAsia="Open Sans" w:hAnsi="Open Sans"/>
                 <w:b w:val="false"/>
                 <w:bCs w:val="false"/>
                 <w:sz w:val="22"/>
@@ -6132,9 +5854,9 @@
       </w:pPr>
       <w:r>
         <w:rPr>
-          <w:rFonts w:ascii="Times New Roman" w:cs="Times New Roman" w:eastAsia="Times New Roman" w:hAnsi="Times New Roman"/>
-          <w:sz w:val="28"/>
-          <w:szCs w:val="28"/>
+          <w:rFonts w:ascii="Open Sans" w:cs="Open Sans" w:eastAsia="Open Sans" w:hAnsi="Open Sans"/>
+          <w:sz w:val="26"/>
+          <w:szCs w:val="26"/>
         </w:rPr>
         <w:t xml:space="preserve"/>
       </w:r>
@@ -6147,9 +5869,9 @@
       </w:pPr>
       <w:r>
         <w:rPr>
-          <w:rFonts w:ascii="Times New Roman" w:cs="Times New Roman" w:eastAsia="Times New Roman" w:hAnsi="Times New Roman"/>
-          <w:sz w:val="28"/>
-          <w:szCs w:val="28"/>
+          <w:rFonts w:ascii="Open Sans" w:cs="Open Sans" w:eastAsia="Open Sans" w:hAnsi="Open Sans"/>
+          <w:sz w:val="26"/>
+          <w:szCs w:val="26"/>
         </w:rPr>
         <w:t xml:space="preserve">Максимум — 100 балів. Прохідний бал — 60. Відмінно — 90+. Робота вважається зарахованою при наявності коректно працюючого скрипта та захисту результатів на співбесіді з викладачем.</w:t>
       </w:r>
@@ -6159,14 +5881,15 @@
         <w:pStyle w:val="Heading2"/>
         <w:spacing w:after="120" w:before="200" w:line="360" w:lineRule="auto"/>
         <w:jc w:val="left"/>
-      </w:pPr>
-      <w:r>
-        <w:rPr>
-          <w:rFonts w:ascii="Times New Roman" w:cs="Times New Roman" w:eastAsia="Times New Roman" w:hAnsi="Times New Roman"/>
+        <w:pageBreakBefore/>
+      </w:pPr>
+      <w:r>
+        <w:rPr>
+          <w:rFonts w:ascii="Open Sans" w:cs="Open Sans" w:eastAsia="Open Sans" w:hAnsi="Open Sans"/>
           <w:b/>
           <w:bCs/>
-          <w:sz w:val="28"/>
-          <w:szCs w:val="28"/>
+          <w:sz w:val="26"/>
+          <w:szCs w:val="26"/>
         </w:rPr>
         <w:t xml:space="preserve">7. Список літератури</w:t>
       </w:r>
@@ -6183,9 +5906,9 @@
       </w:pPr>
       <w:r>
         <w:rPr>
-          <w:rFonts w:ascii="Times New Roman" w:cs="Times New Roman" w:eastAsia="Times New Roman" w:hAnsi="Times New Roman"/>
-          <w:sz w:val="28"/>
-          <w:szCs w:val="28"/>
+          <w:rFonts w:ascii="Open Sans" w:cs="Open Sans" w:eastAsia="Open Sans" w:hAnsi="Open Sans"/>
+          <w:sz w:val="26"/>
+          <w:szCs w:val="26"/>
         </w:rPr>
         <w:t xml:space="preserve">Bennett C. H., Brassard G. Quantum cryptography: Public key distribution and coin tossing // Proc. IEEE Int. Conf. on Computers, Systems and Signal Processing, Bangalore, 1984. — P. 175–179.</w:t>
       </w:r>
@@ -6202,9 +5925,9 @@
       </w:pPr>
       <w:r>
         <w:rPr>
-          <w:rFonts w:ascii="Times New Roman" w:cs="Times New Roman" w:eastAsia="Times New Roman" w:hAnsi="Times New Roman"/>
-          <w:sz w:val="28"/>
-          <w:szCs w:val="28"/>
+          <w:rFonts w:ascii="Open Sans" w:cs="Open Sans" w:eastAsia="Open Sans" w:hAnsi="Open Sans"/>
+          <w:sz w:val="26"/>
+          <w:szCs w:val="26"/>
         </w:rPr>
         <w:t xml:space="preserve">Shor P. W., Preskill J. Simple proof of security of the BB84 quantum key distribution protocol // Physical Review Letters. — 2000. — Vol. 85, № 2. — P. 441–444.</w:t>
       </w:r>
@@ -6221,9 +5944,9 @@
       </w:pPr>
       <w:r>
         <w:rPr>
-          <w:rFonts w:ascii="Times New Roman" w:cs="Times New Roman" w:eastAsia="Times New Roman" w:hAnsi="Times New Roman"/>
-          <w:sz w:val="28"/>
-          <w:szCs w:val="28"/>
+          <w:rFonts w:ascii="Open Sans" w:cs="Open Sans" w:eastAsia="Open Sans" w:hAnsi="Open Sans"/>
+          <w:sz w:val="26"/>
+          <w:szCs w:val="26"/>
         </w:rPr>
         <w:t xml:space="preserve">Scarani V., Bechmann-Pasquinucci H., Cerf N. J. et al. The security of practical quantum key distribution // Reviews of Modern Physics. — 2009. — Vol. 81, № 3. — P. 1301–1350.</w:t>
       </w:r>
@@ -6240,9 +5963,9 @@
       </w:pPr>
       <w:r>
         <w:rPr>
-          <w:rFonts w:ascii="Times New Roman" w:cs="Times New Roman" w:eastAsia="Times New Roman" w:hAnsi="Times New Roman"/>
-          <w:sz w:val="28"/>
-          <w:szCs w:val="28"/>
+          <w:rFonts w:ascii="Open Sans" w:cs="Open Sans" w:eastAsia="Open Sans" w:hAnsi="Open Sans"/>
+          <w:sz w:val="26"/>
+          <w:szCs w:val="26"/>
         </w:rPr>
         <w:t xml:space="preserve">Wootters W. K., Zurek W. H. A single quantum cannot be cloned // Nature. — 1982. — Vol. 299. — P. 802–803.</w:t>
       </w:r>
@@ -6259,9 +5982,9 @@
       </w:pPr>
       <w:r>
         <w:rPr>
-          <w:rFonts w:ascii="Times New Roman" w:cs="Times New Roman" w:eastAsia="Times New Roman" w:hAnsi="Times New Roman"/>
-          <w:sz w:val="28"/>
-          <w:szCs w:val="28"/>
+          <w:rFonts w:ascii="Open Sans" w:cs="Open Sans" w:eastAsia="Open Sans" w:hAnsi="Open Sans"/>
+          <w:sz w:val="26"/>
+          <w:szCs w:val="26"/>
         </w:rPr>
         <w:t xml:space="preserve">Xu F., Ma X., Zhang Q., Lo H.-K., Pan J.-W. Secure quantum key distribution with realistic devices // Reviews of Modern Physics. — 2020. — Vol. 92. — 025002.</w:t>
       </w:r>
@@ -6278,9 +6001,9 @@
       </w:pPr>
       <w:r>
         <w:rPr>
-          <w:rFonts w:ascii="Times New Roman" w:cs="Times New Roman" w:eastAsia="Times New Roman" w:hAnsi="Times New Roman"/>
-          <w:sz w:val="28"/>
-          <w:szCs w:val="28"/>
+          <w:rFonts w:ascii="Open Sans" w:cs="Open Sans" w:eastAsia="Open Sans" w:hAnsi="Open Sans"/>
+          <w:sz w:val="26"/>
+          <w:szCs w:val="26"/>
         </w:rPr>
         <w:t xml:space="preserve">Qiskit Community. Qiskit: An Open-source Framework for Quantum Computing. — https://qiskit.org (accessed 2025-04-18).</w:t>
       </w:r>
@@ -6297,9 +6020,9 @@
       </w:pPr>
       <w:r>
         <w:rPr>
-          <w:rFonts w:ascii="Times New Roman" w:cs="Times New Roman" w:eastAsia="Times New Roman" w:hAnsi="Times New Roman"/>
-          <w:sz w:val="28"/>
-          <w:szCs w:val="28"/>
+          <w:rFonts w:ascii="Open Sans" w:cs="Open Sans" w:eastAsia="Open Sans" w:hAnsi="Open Sans"/>
+          <w:sz w:val="26"/>
+          <w:szCs w:val="26"/>
         </w:rPr>
         <w:t xml:space="preserve">Nielsen M. A., Chuang I. L. Quantum Computation and Quantum Information. — Cambridge University Press, 10th ed., 2010. — 676 p.</w:t>
       </w:r>
@@ -6316,9 +6039,9 @@
       </w:pPr>
       <w:r>
         <w:rPr>
-          <w:rFonts w:ascii="Times New Roman" w:cs="Times New Roman" w:eastAsia="Times New Roman" w:hAnsi="Times New Roman"/>
-          <w:sz w:val="28"/>
-          <w:szCs w:val="28"/>
+          <w:rFonts w:ascii="Open Sans" w:cs="Open Sans" w:eastAsia="Open Sans" w:hAnsi="Open Sans"/>
+          <w:sz w:val="26"/>
+          <w:szCs w:val="26"/>
         </w:rPr>
         <w:t xml:space="preserve">ETSI GS QKD 002 v1.1.1. Quantum Key Distribution (QKD); Use Cases. — 2010.</w:t>
       </w:r>
@@ -6335,9 +6058,9 @@
       </w:pPr>
       <w:r>
         <w:rPr>
-          <w:rFonts w:ascii="Times New Roman" w:cs="Times New Roman" w:eastAsia="Times New Roman" w:hAnsi="Times New Roman"/>
-          <w:sz w:val="28"/>
-          <w:szCs w:val="28"/>
+          <w:rFonts w:ascii="Open Sans" w:cs="Open Sans" w:eastAsia="Open Sans" w:hAnsi="Open Sans"/>
+          <w:sz w:val="26"/>
+          <w:szCs w:val="26"/>
         </w:rPr>
         <w:t xml:space="preserve">Brassard G., Salvail L. Secret-key reconciliation by public discussion // EUROCRYPT 1993. — LNCS 765. — P. 410–423.</w:t>
       </w:r>
@@ -6354,9 +6077,9 @@
       </w:pPr>
       <w:r>
         <w:rPr>
-          <w:rFonts w:ascii="Times New Roman" w:cs="Times New Roman" w:eastAsia="Times New Roman" w:hAnsi="Times New Roman"/>
-          <w:sz w:val="28"/>
-          <w:szCs w:val="28"/>
+          <w:rFonts w:ascii="Open Sans" w:cs="Open Sans" w:eastAsia="Open Sans" w:hAnsi="Open Sans"/>
+          <w:sz w:val="26"/>
+          <w:szCs w:val="26"/>
         </w:rPr>
         <w:t xml:space="preserve">Pirandola S., Andersen U. L., Banchi L. et al. Advances in quantum cryptography // Advances in Optics and Photonics. — 2020. — Vol. 12, № 4. — P. 1012–1236.</w:t>
       </w:r>
@@ -6772,7 +6495,6 @@
     <w:next w:val="Normal"/>
     <w:qFormat/>
     <w:rPr>
-      <w:color w:val="2E74B5"/>
       <w:sz w:val="32"/>
       <w:szCs w:val="32"/>
     </w:rPr>
@@ -6783,7 +6505,6 @@
     <w:next w:val="Normal"/>
     <w:qFormat/>
     <w:rPr>
-      <w:color w:val="2E74B5"/>
       <w:sz w:val="26"/>
       <w:szCs w:val="26"/>
     </w:rPr>
@@ -6794,7 +6515,6 @@
     <w:next w:val="Normal"/>
     <w:qFormat/>
     <w:rPr>
-      <w:color w:val="1F4D78"/>
       <w:sz w:val="24"/>
       <w:szCs w:val="24"/>
     </w:rPr>
